--- a/svoyo-delo/대본/7부/10화_Zapusk.docx
+++ b/svoyo-delo/대본/7부/10화_Zapusk.docx
@@ -855,7 +855,7 @@
         <w:t xml:space="preserve"> </w:t>
       </w:r>
       <w:r>
-        <w:t xml:space="preserve">- 규칙: 지문 없음. 전 화 100% 「화자명: 대사」. 1턴 18단어 이내 + 긴 턴 10~15회(30~55단어). 문법 초점(C1): 연설 화법(반복·점층 — Если…, Если…, Если…; Не звоните… Не звоните… Нажмите), 대조(Первая мысль — правильная… Вторая — стыдная), 격언형(Музыка — это когда нечего сказать; Порог не запирают. Его переступают), 무인칭 공문(Можно продавать).</w:t>
+        <w:t xml:space="preserve">- 규칙: 지문 없음. 전 화 100% 「화자명: 대사」. 1턴 24단어 이내 + 긴 턴 10~15회(35~60단어). 문법 초점(C1): 연설 화법(반복·점층 — Если…, Если…, Если…; Не звоните… Не звоните… Нажмите), 대조(Первая мысль — правильная… Вторая — стыдная), 격언형(Музыка — это когда нечего сказать; Порог не запирают. Его переступают), 무인칭 공문(Можно продавать).</w:t>
       </w:r>
       <w:r>
         <w:t xml:space="preserve"> </w:t>
@@ -991,55 +991,55 @@
         <w:pStyle w:val="FirstParagraph"/>
       </w:pPr>
       <w:r>
-        <w:t xml:space="preserve">OLGA: Есть. Реестр. Обновила в двадцать третий раз. «Ладога». Производитель — «Мост Медикал». Площадка — Седжин, Вонджу.</w:t>
-      </w:r>
-    </w:p>
-    <w:p>
-      <w:pPr>
-        <w:pStyle w:val="BodyText"/>
-      </w:pPr>
-      <w:r>
-        <w:t xml:space="preserve">IRINA: Дата подписи?</w:t>
-      </w:r>
-    </w:p>
-    <w:p>
-      <w:pPr>
-        <w:pStyle w:val="BodyText"/>
-      </w:pPr>
-      <w:r>
-        <w:t xml:space="preserve">OLGA: Вчера. Восемнадцатое марта. Номер… Подождите. Не читайте никто.</w:t>
-      </w:r>
-    </w:p>
-    <w:p>
-      <w:pPr>
-        <w:pStyle w:val="BodyText"/>
-      </w:pPr>
-      <w:r>
-        <w:t xml:space="preserve">ALEKSEY: Не читаем. Почему?</w:t>
-      </w:r>
-    </w:p>
-    <w:p>
-      <w:pPr>
-        <w:pStyle w:val="BodyText"/>
-      </w:pPr>
-      <w:r>
-        <w:t xml:space="preserve">OLGA: Потому что в прошлый раз номер первым услышал твой отец. По телефону. Цифру за цифрой. Традиция.</w:t>
-      </w:r>
-    </w:p>
-    <w:p>
-      <w:pPr>
-        <w:pStyle w:val="BodyText"/>
-      </w:pPr>
-      <w:r>
-        <w:t xml:space="preserve">ALEKSEY: Папа. Звоню. Пап? Это Лёша. Бери карандаш. Тот, что за ухом.</w:t>
-      </w:r>
-    </w:p>
-    <w:p>
-      <w:pPr>
-        <w:pStyle w:val="BodyText"/>
-      </w:pPr>
-      <w:r>
-        <w:t xml:space="preserve">NIKOLAY: Взял. Сорок первый год за ухом. Диктуй. Медленно. Ошибка в чертеже — брак всей партии.</w:t>
+        <w:t xml:space="preserve">OLGA: Есть! Я обновила реестр в двадцать третий раз, и вот: «Ладога», производитель — «Мост Медикал», площадка — Седжин, Вонджу.</w:t>
+      </w:r>
+    </w:p>
+    <w:p>
+      <w:pPr>
+        <w:pStyle w:val="BodyText"/>
+      </w:pPr>
+      <w:r>
+        <w:t xml:space="preserve">IRINA: А какая дата подписи? Скажи скорее, я больше не могу ждать.</w:t>
+      </w:r>
+    </w:p>
+    <w:p>
+      <w:pPr>
+        <w:pStyle w:val="BodyText"/>
+      </w:pPr>
+      <w:r>
+        <w:t xml:space="preserve">OLGA: Вчера, восемнадцатое марта. Номер… Подождите, только никто не читайте его вслух.</w:t>
+      </w:r>
+    </w:p>
+    <w:p>
+      <w:pPr>
+        <w:pStyle w:val="BodyText"/>
+      </w:pPr>
+      <w:r>
+        <w:t xml:space="preserve">ALEKSEY: Не читаем, обещаю. Но почему, Оля?</w:t>
+      </w:r>
+    </w:p>
+    <w:p>
+      <w:pPr>
+        <w:pStyle w:val="BodyText"/>
+      </w:pPr>
+      <w:r>
+        <w:t xml:space="preserve">OLGA: Потому что в прошлый раз номер первым услышал твой отец, по телефону, цифру за цифрой. Это уже традиция.</w:t>
+      </w:r>
+    </w:p>
+    <w:p>
+      <w:pPr>
+        <w:pStyle w:val="BodyText"/>
+      </w:pPr>
+      <w:r>
+        <w:t xml:space="preserve">ALEKSEY: Тогда звоню папе. Пап? Это Лёша. Бери карандаш, тот, что у тебя за ухом.</w:t>
+      </w:r>
+    </w:p>
+    <w:p>
+      <w:pPr>
+        <w:pStyle w:val="BodyText"/>
+      </w:pPr>
+      <w:r>
+        <w:t xml:space="preserve">NIKOLAY: Взял, он у меня за ухом сорок первый год. Диктуй медленно, потому что ошибка в чертеже — брак всей партии.</w:t>
       </w:r>
     </w:p>
     <w:p>
@@ -1055,55 +1055,55 @@
         <w:pStyle w:val="BodyText"/>
       </w:pPr>
       <w:r>
-        <w:t xml:space="preserve">NIKOLAY: Один… четыре… ноль… семь… два. Записал. На обложке синего журнала. Для «Ладоги».</w:t>
-      </w:r>
-    </w:p>
-    <w:p>
-      <w:pPr>
-        <w:pStyle w:val="BodyText"/>
-      </w:pPr>
-      <w:r>
-        <w:t xml:space="preserve">RITA: Николай Петрович, это Маргарита. Партия ноль-ноль-пять у вас на складе с понедельника. Входной контроль — ваш.</w:t>
-      </w:r>
-    </w:p>
-    <w:p>
-      <w:pPr>
-        <w:pStyle w:val="BodyText"/>
-      </w:pPr>
-      <w:r>
-        <w:t xml:space="preserve">NIKOLAY: Проверена вчера. Коробки целые. Голограмма — лёд. Логгер — плюс четыре всю дорогу. Подпись стоит.</w:t>
-      </w:r>
-    </w:p>
-    <w:p>
-      <w:pPr>
-        <w:pStyle w:val="BodyText"/>
-      </w:pPr>
-      <w:r>
-        <w:t xml:space="preserve">RITA: Тогда выпускаю. Партия пять — на рынок. Первая. Подпись — моя. Время — десять двадцать.</w:t>
-      </w:r>
-    </w:p>
-    <w:p>
-      <w:pPr>
-        <w:pStyle w:val="BodyText"/>
-      </w:pPr>
-      <w:r>
-        <w:t xml:space="preserve">IRINA: Можно продавать. Второй раз в жизни я слышу эту фразу. Первый был шесть лет назад.</w:t>
-      </w:r>
-    </w:p>
-    <w:p>
-      <w:pPr>
-        <w:pStyle w:val="BodyText"/>
-      </w:pPr>
-      <w:r>
-        <w:t xml:space="preserve">ALEKSEY: Пап, ты слышал? Можно продавать.</w:t>
-      </w:r>
-    </w:p>
-    <w:p>
-      <w:pPr>
-        <w:pStyle w:val="BodyText"/>
-      </w:pPr>
-      <w:r>
-        <w:t xml:space="preserve">NIKOLAY: Слышал. Позвони бабушке. Сам. Не я. Она ждала коробку — не номер.</w:t>
+        <w:t xml:space="preserve">NIKOLAY: Один… четыре… ноль… семь… два. Записал на обложке синего журнала, который для «Ладоги».</w:t>
+      </w:r>
+    </w:p>
+    <w:p>
+      <w:pPr>
+        <w:pStyle w:val="BodyText"/>
+      </w:pPr>
+      <w:r>
+        <w:t xml:space="preserve">RITA: Николай Петрович, это Маргарита. Партия ноль-ноль-пять у вас на складе с понедельника, и входной контроль за вами.</w:t>
+      </w:r>
+    </w:p>
+    <w:p>
+      <w:pPr>
+        <w:pStyle w:val="BodyText"/>
+      </w:pPr>
+      <w:r>
+        <w:t xml:space="preserve">NIKOLAY: Проверил вчера: коробки целые, голограмма — лёд, логгер всю дорогу показывал плюс четыре. Подпись стоит.</w:t>
+      </w:r>
+    </w:p>
+    <w:p>
+      <w:pPr>
+        <w:pStyle w:val="BodyText"/>
+      </w:pPr>
+      <w:r>
+        <w:t xml:space="preserve">RITA: Тогда я выпускаю партию пять на рынок, первую. Подпись моя, время — десять двадцать.</w:t>
+      </w:r>
+    </w:p>
+    <w:p>
+      <w:pPr>
+        <w:pStyle w:val="BodyText"/>
+      </w:pPr>
+      <w:r>
+        <w:t xml:space="preserve">IRINA: Можно продавать. Второй раз в жизни я слышу эту фразу, а первый был шесть лет назад.</w:t>
+      </w:r>
+    </w:p>
+    <w:p>
+      <w:pPr>
+        <w:pStyle w:val="BodyText"/>
+      </w:pPr>
+      <w:r>
+        <w:t xml:space="preserve">ALEKSEY: Пап, ты слышал? Можно продавать, наконец-то.</w:t>
+      </w:r>
+    </w:p>
+    <w:p>
+      <w:pPr>
+        <w:pStyle w:val="BodyText"/>
+      </w:pPr>
+      <w:r>
+        <w:t xml:space="preserve">NIKOLAY: Слышал. А теперь позвони бабушке сам, а не я. Она ждала коробку, а не номер.</w:t>
       </w:r>
     </w:p>
     <w:bookmarkEnd w:id="21"/>
@@ -1121,247 +1121,247 @@
         <w:pStyle w:val="FirstParagraph"/>
       </w:pPr>
       <w:r>
-        <w:t xml:space="preserve">VARVARA: Формат. Как Марина сказала — тихо. Никакой сцены. Никаких огней. Восемьдесят врачей. Только с сертификатом.</w:t>
-      </w:r>
-    </w:p>
-    <w:p>
-      <w:pPr>
-        <w:pStyle w:val="BodyText"/>
-      </w:pPr>
-      <w:r>
-        <w:t xml:space="preserve">DIMA: Восемьдесят? В Москве у нас триста сертифицированных.</w:t>
-      </w:r>
-    </w:p>
-    <w:p>
-      <w:pPr>
-        <w:pStyle w:val="BodyText"/>
-      </w:pPr>
-      <w:r>
-        <w:t xml:space="preserve">VARVARA: Восемьдесят — первые. Те, кто сдал экзамен раньше всех. Остальные услышат от них. Это и есть «тихо».</w:t>
-      </w:r>
-    </w:p>
-    <w:p>
-      <w:pPr>
-        <w:pStyle w:val="BodyText"/>
-      </w:pPr>
-      <w:r>
-        <w:t xml:space="preserve">OLGA: Формат — «клинический вечер». Не «презентация продукта». Юридически — меньше вопросов. Лекция для специалистов.</w:t>
-      </w:r>
-    </w:p>
-    <w:p>
-      <w:pPr>
-        <w:pStyle w:val="BodyText"/>
-      </w:pPr>
-      <w:r>
-        <w:t xml:space="preserve">KORNILOVA: Лекция. Это я умею. Кто читает?</w:t>
-      </w:r>
-    </w:p>
-    <w:p>
-      <w:pPr>
-        <w:pStyle w:val="BodyText"/>
-      </w:pPr>
-      <w:r>
-        <w:t xml:space="preserve">VARVARA: Вы. Я написала текст. Двадцать минут. Вот.</w:t>
-      </w:r>
-    </w:p>
-    <w:p>
-      <w:pPr>
-        <w:pStyle w:val="BodyText"/>
-      </w:pPr>
-      <w:r>
-        <w:t xml:space="preserve">KORNILOVA: Варвара. Я тридцать лет не читала чужих текстов вслух. Даже на защите диссертации.</w:t>
-      </w:r>
-    </w:p>
-    <w:p>
-      <w:pPr>
-        <w:pStyle w:val="BodyText"/>
-      </w:pPr>
-      <w:r>
-        <w:t xml:space="preserve">VARVARA: Это не чужой текст. Это ваши слова. Я записывала за вами полгода, на каждом совещании, в блокнот. «Минуты в три ночи — это кожа». «Порог». «Тот же гель — больше ответственности». Я только расставила их по порядку, чтобы получилось двадцать минут. Всё в нём — ваше.</w:t>
-      </w:r>
-    </w:p>
-    <w:p>
-      <w:pPr>
-        <w:pStyle w:val="BodyText"/>
-      </w:pPr>
-      <w:r>
-        <w:t xml:space="preserve">KORNILOVA: Мои слова в вашем порядке — это уже ваш текст. Я буду говорить сама. Без бумаги.</w:t>
-      </w:r>
-    </w:p>
-    <w:p>
-      <w:pPr>
-        <w:pStyle w:val="BodyText"/>
-      </w:pPr>
-      <w:r>
-        <w:t xml:space="preserve">VARVARA: Без бумаги? Двадцать минут?</w:t>
-      </w:r>
-    </w:p>
-    <w:p>
-      <w:pPr>
-        <w:pStyle w:val="BodyText"/>
-      </w:pPr>
-      <w:r>
-        <w:t xml:space="preserve">KORNILOVA: Двенадцать. Врачи не слушают больше двенадцати. Я проверяла на экзаменах.</w:t>
-      </w:r>
-    </w:p>
-    <w:p>
-      <w:pPr>
-        <w:pStyle w:val="BodyText"/>
-      </w:pPr>
-      <w:r>
-        <w:t xml:space="preserve">ALEKSEY: Варя, пусть говорит сама. Она лучше любого текста.</w:t>
-      </w:r>
-    </w:p>
-    <w:p>
-      <w:pPr>
-        <w:pStyle w:val="BodyText"/>
-      </w:pPr>
-      <w:r>
-        <w:t xml:space="preserve">VARVARA: Я знаю. Я просто боюсь. Это мой первый запуск, где я не контролирую слова.</w:t>
-      </w:r>
-    </w:p>
-    <w:p>
-      <w:pPr>
-        <w:pStyle w:val="BodyText"/>
-      </w:pPr>
-      <w:r>
-        <w:t xml:space="preserve">KORNILOVA: Бояться — правильно. Значит, вам не всё равно. Как врачу перед первым уколом.</w:t>
-      </w:r>
-    </w:p>
-    <w:p>
-      <w:pPr>
-        <w:pStyle w:val="BodyText"/>
-      </w:pPr>
-      <w:r>
-        <w:t xml:space="preserve">RITA: Можно про контроль? Чек-лист запуска. Партии пять и шесть — выпущены, подписи мои. Седьмая — на входном контроле у Николая Петровича, он не торопится. Программа «После укола» — четыре процедуры подписаны. Страховщик — полисы на первые восемь тысяч шприцев готовы. Номера совпадают с партиями. Я проверила выборочно.</w:t>
-      </w:r>
-    </w:p>
-    <w:p>
-      <w:pPr>
-        <w:pStyle w:val="BodyText"/>
-      </w:pPr>
-      <w:r>
-        <w:t xml:space="preserve">KIRILL: Кнопка «Программа не сработала» — в канале с пятницы. Тестировал сам. Три раза.</w:t>
-      </w:r>
-    </w:p>
-    <w:p>
-      <w:pPr>
-        <w:pStyle w:val="BodyText"/>
-      </w:pPr>
-      <w:r>
-        <w:t xml:space="preserve">RITA: Три раза днём. А ночью?</w:t>
-      </w:r>
-    </w:p>
-    <w:p>
-      <w:pPr>
-        <w:pStyle w:val="BodyText"/>
-      </w:pPr>
-      <w:r>
-        <w:t xml:space="preserve">KIRILL: Ночью — тоже. В три. Сработала.</w:t>
-      </w:r>
-    </w:p>
-    <w:p>
-      <w:pPr>
-        <w:pStyle w:val="BodyText"/>
-      </w:pPr>
-      <w:r>
-        <w:t xml:space="preserve">IRINA: Цена — двенадцать тысяч. В прайсе. Мелко. Как Марина велела.</w:t>
-      </w:r>
-    </w:p>
-    <w:p>
-      <w:pPr>
-        <w:pStyle w:val="BodyText"/>
-      </w:pPr>
-      <w:r>
-        <w:t xml:space="preserve">DIMA: Мои менеджеры знают одну фразу. «Тот же гель. Больше ответственности». Женя учила их неделю.</w:t>
-      </w:r>
-    </w:p>
-    <w:p>
-      <w:pPr>
-        <w:pStyle w:val="BodyText"/>
-      </w:pPr>
-      <w:r>
-        <w:t xml:space="preserve">OLGA: Гости. Седжин — Доюн, Сохи, Чхве. Президент не летит — врачи запретили. Давление.</w:t>
-      </w:r>
-    </w:p>
-    <w:p>
-      <w:pPr>
-        <w:pStyle w:val="BodyText"/>
-      </w:pPr>
-      <w:r>
-        <w:t xml:space="preserve">ALEKSEY: Юн болеет? Доюн не говорил.</w:t>
-      </w:r>
-    </w:p>
-    <w:p>
-      <w:pPr>
-        <w:pStyle w:val="BodyText"/>
-      </w:pPr>
-      <w:r>
-        <w:t xml:space="preserve">OLGA: Доюн сказал мне. Не тебе. Президент просил не говорить тебе до запуска. «Пусть он думает о врачах».</w:t>
-      </w:r>
-    </w:p>
-    <w:p>
-      <w:pPr>
-        <w:pStyle w:val="BodyText"/>
-      </w:pPr>
-      <w:r>
-        <w:t xml:space="preserve">ALEKSEY: Тогда я думаю о врачах. А после — позвоню ему.</w:t>
-      </w:r>
-    </w:p>
-    <w:p>
-      <w:pPr>
-        <w:pStyle w:val="BodyText"/>
-      </w:pPr>
-      <w:r>
-        <w:t xml:space="preserve">OLGA: Партнёры — Марина, Рустем, Заводчиков. Прохоров и Ткач — по видео.</w:t>
-      </w:r>
-    </w:p>
-    <w:p>
-      <w:pPr>
-        <w:pStyle w:val="BodyText"/>
-      </w:pPr>
-      <w:r>
-        <w:t xml:space="preserve">IRINA: А Назарова?</w:t>
-      </w:r>
-    </w:p>
-    <w:p>
-      <w:pPr>
-        <w:pStyle w:val="BodyText"/>
-      </w:pPr>
-      <w:r>
-        <w:t xml:space="preserve">OLGA: Регулятора на запуск не приглашают. Никогда. Даже если очень хочется показать.</w:t>
-      </w:r>
-    </w:p>
-    <w:p>
-      <w:pPr>
-        <w:pStyle w:val="BodyText"/>
-      </w:pPr>
-      <w:r>
-        <w:t xml:space="preserve">ALEKSEY: Я хотел. Честно. Показать ей, что мы не торопились.</w:t>
-      </w:r>
-    </w:p>
-    <w:p>
-      <w:pPr>
-        <w:pStyle w:val="BodyText"/>
-      </w:pPr>
-      <w:r>
-        <w:t xml:space="preserve">OLGA: Она это увидит в отчёте о надзоре. Через год. Это лучшее приглашение.</w:t>
-      </w:r>
-    </w:p>
-    <w:p>
-      <w:pPr>
-        <w:pStyle w:val="BodyText"/>
-      </w:pPr>
-      <w:r>
-        <w:t xml:space="preserve">KORNILOVA: И последнее. Шампанское — после. Не до. Врачи, которые выпили до лекции, — не слушают.</w:t>
-      </w:r>
-    </w:p>
-    <w:p>
-      <w:pPr>
-        <w:pStyle w:val="BodyText"/>
-      </w:pPr>
-      <w:r>
-        <w:t xml:space="preserve">VARVARA: После. Обещаю. И — без музыки?</w:t>
+        <w:t xml:space="preserve">VARVARA: Теперь формат. Как сказала Марина, всё будет тихо: никакой сцены и никаких огней. Восемьдесят врачей, и только с сертификатом.</w:t>
+      </w:r>
+    </w:p>
+    <w:p>
+      <w:pPr>
+        <w:pStyle w:val="BodyText"/>
+      </w:pPr>
+      <w:r>
+        <w:t xml:space="preserve">DIMA: Восемьдесят? Но в Москве у нас триста сертифицированных врачей.</w:t>
+      </w:r>
+    </w:p>
+    <w:p>
+      <w:pPr>
+        <w:pStyle w:val="BodyText"/>
+      </w:pPr>
+      <w:r>
+        <w:t xml:space="preserve">VARVARA: Восемьдесят — это первые, те, кто сдал экзамен раньше всех. Остальные услышат от них, и это и есть «тихо».</w:t>
+      </w:r>
+    </w:p>
+    <w:p>
+      <w:pPr>
+        <w:pStyle w:val="BodyText"/>
+      </w:pPr>
+      <w:r>
+        <w:t xml:space="preserve">OLGA: Формат — «клинический вечер», а не «презентация продукта». Юридически так меньше вопросов, потому что это лекция для специалистов.</w:t>
+      </w:r>
+    </w:p>
+    <w:p>
+      <w:pPr>
+        <w:pStyle w:val="BodyText"/>
+      </w:pPr>
+      <w:r>
+        <w:t xml:space="preserve">KORNILOVA: Лекция — это я умею. А кто будет её читать?</w:t>
+      </w:r>
+    </w:p>
+    <w:p>
+      <w:pPr>
+        <w:pStyle w:val="BodyText"/>
+      </w:pPr>
+      <w:r>
+        <w:t xml:space="preserve">VARVARA: Вы. Я написала текст на двадцать минут, вот он.</w:t>
+      </w:r>
+    </w:p>
+    <w:p>
+      <w:pPr>
+        <w:pStyle w:val="BodyText"/>
+      </w:pPr>
+      <w:r>
+        <w:t xml:space="preserve">KORNILOVA: Варвара, я тридцать лет не читала чужих текстов вслух, даже на защите диссертации.</w:t>
+      </w:r>
+    </w:p>
+    <w:p>
+      <w:pPr>
+        <w:pStyle w:val="BodyText"/>
+      </w:pPr>
+      <w:r>
+        <w:t xml:space="preserve">VARVARA: Это не чужой текст, это ваши слова. Я полгода записывала за вами на каждом совещании, в блокнот: «Минуты в три ночи — это кожа», «Порог», «Тот же гель — больше ответственности». Я только расставила их по порядку, чтобы получилось двадцать минут, а всё в нём ваше.</w:t>
+      </w:r>
+    </w:p>
+    <w:p>
+      <w:pPr>
+        <w:pStyle w:val="BodyText"/>
+      </w:pPr>
+      <w:r>
+        <w:t xml:space="preserve">KORNILOVA: Мои слова в вашем порядке — это уже ваш текст. Поэтому я буду говорить сама, без бумаги.</w:t>
+      </w:r>
+    </w:p>
+    <w:p>
+      <w:pPr>
+        <w:pStyle w:val="BodyText"/>
+      </w:pPr>
+      <w:r>
+        <w:t xml:space="preserve">VARVARA: Без бумаги? Целых двадцать минут без единой подсказки?</w:t>
+      </w:r>
+    </w:p>
+    <w:p>
+      <w:pPr>
+        <w:pStyle w:val="BodyText"/>
+      </w:pPr>
+      <w:r>
+        <w:t xml:space="preserve">KORNILOVA: Двенадцать. Врачи не слушают больше двенадцати минут, я проверяла это на экзаменах.</w:t>
+      </w:r>
+    </w:p>
+    <w:p>
+      <w:pPr>
+        <w:pStyle w:val="BodyText"/>
+      </w:pPr>
+      <w:r>
+        <w:t xml:space="preserve">ALEKSEY: Варя, пусть говорит сама. Она лучше любого текста, поверь мне.</w:t>
+      </w:r>
+    </w:p>
+    <w:p>
+      <w:pPr>
+        <w:pStyle w:val="BodyText"/>
+      </w:pPr>
+      <w:r>
+        <w:t xml:space="preserve">VARVARA: Я знаю, я просто боюсь. Это мой первый запуск, где я не контролирую слова.</w:t>
+      </w:r>
+    </w:p>
+    <w:p>
+      <w:pPr>
+        <w:pStyle w:val="BodyText"/>
+      </w:pPr>
+      <w:r>
+        <w:t xml:space="preserve">KORNILOVA: Бояться — правильно, это значит, что вам не всё равно, как врачу перед первым уколом.</w:t>
+      </w:r>
+    </w:p>
+    <w:p>
+      <w:pPr>
+        <w:pStyle w:val="BodyText"/>
+      </w:pPr>
+      <w:r>
+        <w:t xml:space="preserve">RITA: Можно про контроль? Вот чек-лист запуска. Партии пять и шесть выпущены, подписи мои. Седьмая на входном контроле у Николая Петровича, и он не торопится. Четыре процедуры программы «После укола» подписаны. У страховщика готовы полисы на первые восемь тысяч шприцев, номера совпадают с партиями, я проверила выборочно.</w:t>
+      </w:r>
+    </w:p>
+    <w:p>
+      <w:pPr>
+        <w:pStyle w:val="BodyText"/>
+      </w:pPr>
+      <w:r>
+        <w:t xml:space="preserve">KIRILL: Кнопка «Программа не сработала» работает в канале с пятницы. Я тестировал её сам, три раза.</w:t>
+      </w:r>
+    </w:p>
+    <w:p>
+      <w:pPr>
+        <w:pStyle w:val="BodyText"/>
+      </w:pPr>
+      <w:r>
+        <w:t xml:space="preserve">RITA: Три раза днём, это понятно. А ночью вы её проверяли?</w:t>
+      </w:r>
+    </w:p>
+    <w:p>
+      <w:pPr>
+        <w:pStyle w:val="BodyText"/>
+      </w:pPr>
+      <w:r>
+        <w:t xml:space="preserve">KIRILL: Ночью тоже проверял, в три часа. Сработала без проблем.</w:t>
+      </w:r>
+    </w:p>
+    <w:p>
+      <w:pPr>
+        <w:pStyle w:val="BodyText"/>
+      </w:pPr>
+      <w:r>
+        <w:t xml:space="preserve">IRINA: Цена — двенадцать тысяч, стоит в прайсе мелко, как Марина велела.</w:t>
+      </w:r>
+    </w:p>
+    <w:p>
+      <w:pPr>
+        <w:pStyle w:val="BodyText"/>
+      </w:pPr>
+      <w:r>
+        <w:t xml:space="preserve">DIMA: Мои менеджеры знают одну фразу: «Тот же гель. Больше ответственности». Женя учила их целую неделю.</w:t>
+      </w:r>
+    </w:p>
+    <w:p>
+      <w:pPr>
+        <w:pStyle w:val="BodyText"/>
+      </w:pPr>
+      <w:r>
+        <w:t xml:space="preserve">OLGA: Теперь гости. От Седжина будут Доюн, Сохи и Чхве. Президент не летит, потому что врачи запретили: давление.</w:t>
+      </w:r>
+    </w:p>
+    <w:p>
+      <w:pPr>
+        <w:pStyle w:val="BodyText"/>
+      </w:pPr>
+      <w:r>
+        <w:t xml:space="preserve">ALEKSEY: Юн болеет? Но Доюн мне ничего об этом не говорил.</w:t>
+      </w:r>
+    </w:p>
+    <w:p>
+      <w:pPr>
+        <w:pStyle w:val="BodyText"/>
+      </w:pPr>
+      <w:r>
+        <w:t xml:space="preserve">OLGA: Доюн сказал мне, а не тебе, потому что президент просил не говорить тебе до запуска: «Пусть он думает о врачах».</w:t>
+      </w:r>
+    </w:p>
+    <w:p>
+      <w:pPr>
+        <w:pStyle w:val="BodyText"/>
+      </w:pPr>
+      <w:r>
+        <w:t xml:space="preserve">ALEKSEY: Тогда я думаю о врачах, а после запуска сразу позвоню ему.</w:t>
+      </w:r>
+    </w:p>
+    <w:p>
+      <w:pPr>
+        <w:pStyle w:val="BodyText"/>
+      </w:pPr>
+      <w:r>
+        <w:t xml:space="preserve">OLGA: Из партнёров будут Марина, Рустем и Заводчиков, а Прохоров и Ткач подключатся по видео.</w:t>
+      </w:r>
+    </w:p>
+    <w:p>
+      <w:pPr>
+        <w:pStyle w:val="BodyText"/>
+      </w:pPr>
+      <w:r>
+        <w:t xml:space="preserve">IRINA: А Назарова? Её мы разве не пригласим?</w:t>
+      </w:r>
+    </w:p>
+    <w:p>
+      <w:pPr>
+        <w:pStyle w:val="BodyText"/>
+      </w:pPr>
+      <w:r>
+        <w:t xml:space="preserve">OLGA: Регулятора на запуск не приглашают, никогда, даже если очень хочется что-то показать.</w:t>
+      </w:r>
+    </w:p>
+    <w:p>
+      <w:pPr>
+        <w:pStyle w:val="BodyText"/>
+      </w:pPr>
+      <w:r>
+        <w:t xml:space="preserve">ALEKSEY: Я хотел, честно. Хотел показать ей, что мы не торопились.</w:t>
+      </w:r>
+    </w:p>
+    <w:p>
+      <w:pPr>
+        <w:pStyle w:val="BodyText"/>
+      </w:pPr>
+      <w:r>
+        <w:t xml:space="preserve">OLGA: Она это увидит в отчёте о надзоре через год, и это лучшее приглашение, какое только может быть.</w:t>
+      </w:r>
+    </w:p>
+    <w:p>
+      <w:pPr>
+        <w:pStyle w:val="BodyText"/>
+      </w:pPr>
+      <w:r>
+        <w:t xml:space="preserve">KORNILOVA: И последнее: шампанское после, а не до. Врачи, которые выпили до лекции, не слушают.</w:t>
+      </w:r>
+    </w:p>
+    <w:p>
+      <w:pPr>
+        <w:pStyle w:val="BodyText"/>
+      </w:pPr>
+      <w:r>
+        <w:t xml:space="preserve">VARVARA: После, обещаю. А музыки тоже совсем не будет?</w:t>
       </w:r>
     </w:p>
     <w:p>
@@ -1377,23 +1377,23 @@
         <w:pStyle w:val="BodyText"/>
       </w:pPr>
       <w:r>
-        <w:t xml:space="preserve">DIMA: А если кто-то спросит про цену? При всех?</w:t>
-      </w:r>
-    </w:p>
-    <w:p>
-      <w:pPr>
-        <w:pStyle w:val="BodyText"/>
-      </w:pPr>
-      <w:r>
-        <w:t xml:space="preserve">KORNILOVA: Тогда я отвечу. При всех. Это мой вечер.</w:t>
-      </w:r>
-    </w:p>
-    <w:p>
-      <w:pPr>
-        <w:pStyle w:val="BodyText"/>
-      </w:pPr>
-      <w:r>
-        <w:t xml:space="preserve">VARVARA: Хорошо. Я сдаюсь. Двенадцать минут, без бумаги, без музыки, шампанское — после.</w:t>
+        <w:t xml:space="preserve">DIMA: А если кто-нибудь спросит про цену, прямо при всех?</w:t>
+      </w:r>
+    </w:p>
+    <w:p>
+      <w:pPr>
+        <w:pStyle w:val="BodyText"/>
+      </w:pPr>
+      <w:r>
+        <w:t xml:space="preserve">KORNILOVA: Тогда я отвечу при всех, потому что это мой вечер.</w:t>
+      </w:r>
+    </w:p>
+    <w:p>
+      <w:pPr>
+        <w:pStyle w:val="BodyText"/>
+      </w:pPr>
+      <w:r>
+        <w:t xml:space="preserve">VARVARA: Хорошо, я сдаюсь: двенадцать минут, без бумаги, без музыки, а шампанское после.</w:t>
       </w:r>
     </w:p>
     <w:bookmarkEnd w:id="22"/>
@@ -1411,239 +1411,239 @@
         <w:pStyle w:val="FirstParagraph"/>
       </w:pPr>
       <w:r>
-        <w:t xml:space="preserve">KORNILOVA: Добрый вечер, коллеги. Садитесь. Я не буду рассказывать, какой это гель. Вы знаете. Это тот же гель, что вы колете три года. Тот же завод в Вонджу. Та же спецификация. Даже строже — на одну цифру. Сорок восемь часов вместо семидесяти двух. Об этом вам расскажет Маргарита Сергеевна. Она очень любит рассказывать про часы.</w:t>
-      </w:r>
-    </w:p>
-    <w:p>
-      <w:pPr>
-        <w:pStyle w:val="BodyText"/>
-      </w:pPr>
-      <w:r>
-        <w:t xml:space="preserve">RITA: Не люблю. Обязана.</w:t>
-      </w:r>
-    </w:p>
-    <w:p>
-      <w:pPr>
-        <w:pStyle w:val="BodyText"/>
-      </w:pPr>
-      <w:r>
-        <w:t xml:space="preserve">KORNILOVA: Вот видите. Я расскажу про другое. Про три часа ночи. Каждый из вас знает этот звонок. Пациентка. Губа побелела. Или отёк. Или «мне кажется». И вы стоите на кухне в халате и думаете две вещи сразу.</w:t>
-      </w:r>
-    </w:p>
-    <w:p>
-      <w:pPr>
-        <w:pStyle w:val="BodyText"/>
-      </w:pPr>
-      <w:r>
-        <w:t xml:space="preserve">GORDEEVA: Что делать — и кто заплатит.</w:t>
-      </w:r>
-    </w:p>
-    <w:p>
-      <w:pPr>
-        <w:pStyle w:val="BodyText"/>
-      </w:pPr>
-      <w:r>
-        <w:t xml:space="preserve">KORNILOVA: Эльвира Маратовна, спасибо. Именно. Первая мысль — правильная, врачебная. Вторая — стыдная. Но она есть. У всех нас. У тех, кто говорит, что её нет, — тоже. Тридцать лет я её думаю, на этой самой кухне, в этом самом халате. И каждый раз мне стыдно. Ни разу не привыкла.</w:t>
-      </w:r>
-    </w:p>
-    <w:p>
-      <w:pPr>
-        <w:pStyle w:val="BodyText"/>
-      </w:pPr>
-      <w:r>
-        <w:t xml:space="preserve">GORDEEVA: И у меня. Двенадцать клиник — двенадцать стыдных мыслей за ночь.</w:t>
-      </w:r>
-    </w:p>
-    <w:p>
-      <w:pPr>
-        <w:pStyle w:val="BodyText"/>
-      </w:pPr>
-      <w:r>
-        <w:t xml:space="preserve">KORNILOVA: «Ладога» — это способ убрать вторую мысль. Только вторую. Первая остаётся вашей. Всегда. Мы не заменим вашу голову. Мы уберём из неё деньги. В три часа ночи.</w:t>
-      </w:r>
-    </w:p>
-    <w:p>
-      <w:pPr>
-        <w:pStyle w:val="BodyText"/>
-      </w:pPr>
-      <w:r>
-        <w:t xml:space="preserve">DOCTOR: Как именно?</w:t>
-      </w:r>
-    </w:p>
-    <w:p>
-      <w:pPr>
-        <w:pStyle w:val="BodyText"/>
-      </w:pPr>
-      <w:r>
-        <w:t xml:space="preserve">KORNILOVA: Четыре вещи. Гиалуронидаза. Ночной выезд. Полис пациентки на год. Ежегодный модуль для вас.</w:t>
-      </w:r>
-    </w:p>
-    <w:p>
-      <w:pPr>
-        <w:pStyle w:val="BodyText"/>
-      </w:pPr>
-      <w:r>
-        <w:t xml:space="preserve">DOCTOR: Обязательно? Каждый год экзамен?</w:t>
-      </w:r>
-    </w:p>
-    <w:p>
-      <w:pPr>
-        <w:pStyle w:val="BodyText"/>
-      </w:pPr>
-      <w:r>
-        <w:t xml:space="preserve">KORNILOVA: Не экзамен. Короткий модуль. Но каждый год. Кто не прошёл — покупает «Седжин». Он прекрасный.</w:t>
-      </w:r>
-    </w:p>
-    <w:p>
-      <w:pPr>
-        <w:pStyle w:val="BodyText"/>
-      </w:pPr>
-      <w:r>
-        <w:t xml:space="preserve">DOCTOR: А если не успею пройти модуль? Отпуск, дети?</w:t>
-      </w:r>
-    </w:p>
-    <w:p>
-      <w:pPr>
-        <w:pStyle w:val="BodyText"/>
-      </w:pPr>
-      <w:r>
-        <w:t xml:space="preserve">KORNILOVA: Тогда месяц — «Седжин». Потом модуль. Порог не запирают. Его переступают.</w:t>
-      </w:r>
-    </w:p>
-    <w:p>
-      <w:pPr>
-        <w:pStyle w:val="BodyText"/>
-      </w:pPr>
-      <w:r>
-        <w:t xml:space="preserve">GORDEEVA: Елена Викторовна, тогда прямой вопрос. При всех. Почему «Ладога» дороже? Двенадцать против десяти с половиной.</w:t>
-      </w:r>
-    </w:p>
-    <w:p>
-      <w:pPr>
-        <w:pStyle w:val="BodyText"/>
-      </w:pPr>
-      <w:r>
-        <w:t xml:space="preserve">KORNILOVA: Прямой ответ. Тот же гель. Больше ответственности. Полторы тысячи — это ваш ночной звонок, оплаченный днём.</w:t>
-      </w:r>
-    </w:p>
-    <w:p>
-      <w:pPr>
-        <w:pStyle w:val="BodyText"/>
-      </w:pPr>
-      <w:r>
-        <w:t xml:space="preserve">GORDEEVA: А если я не хочу платить за ночь заранее?</w:t>
-      </w:r>
-    </w:p>
-    <w:p>
-      <w:pPr>
-        <w:pStyle w:val="BodyText"/>
-      </w:pPr>
-      <w:r>
-        <w:t xml:space="preserve">KORNILOVA: Тогда вы платите за неё ночью. Сами. Своим сном и своей совестью. Я так делала тридцать лет, пока не было ни линии, ни программы, ни «Ладоги». Это дороже, Эльвира Маратовна. Поверьте мне. Намного дороже полутора тысяч. Я до сих пор плачу за одну ночь девяносто девятого года.</w:t>
-      </w:r>
-    </w:p>
-    <w:p>
-      <w:pPr>
-        <w:pStyle w:val="BodyText"/>
-      </w:pPr>
-      <w:r>
-        <w:t xml:space="preserve">GORDEEVA: Поверю. Как всегда. Хотя обещала себе не верить вам без цифр.</w:t>
-      </w:r>
-    </w:p>
-    <w:p>
-      <w:pPr>
-        <w:pStyle w:val="BodyText"/>
-      </w:pPr>
-      <w:r>
-        <w:t xml:space="preserve">IRINA: Цифры — в папке. Каждая позиция. На один шприц. Можете взять.</w:t>
-      </w:r>
-    </w:p>
-    <w:p>
-      <w:pPr>
-        <w:pStyle w:val="BodyText"/>
-      </w:pPr>
-      <w:r>
-        <w:t xml:space="preserve">GORDEEVA: Возьму. И прочитаю. Дома. Как в прошлый раз.</w:t>
-      </w:r>
-    </w:p>
-    <w:p>
-      <w:pPr>
-        <w:pStyle w:val="BodyText"/>
-      </w:pPr>
-      <w:r>
-        <w:t xml:space="preserve">KORNILOVA: И последнее. Если программа не сработала. Если ночью никто не приехал. Если страховщик не заплатил. Если гиалуронидазы не оказалось в клинике. Не звоните мне. Не звоните Воронцову. Не звоните менеджеру, который вам продал. Нажмите кнопку. «Программа не сработала». Это не жалоба. Это работа для нас.</w:t>
-      </w:r>
-    </w:p>
-    <w:p>
-      <w:pPr>
-        <w:pStyle w:val="BodyText"/>
-      </w:pPr>
-      <w:r>
-        <w:t xml:space="preserve">DOCTOR: А кто прочитает?</w:t>
-      </w:r>
-    </w:p>
-    <w:p>
-      <w:pPr>
-        <w:pStyle w:val="BodyText"/>
-      </w:pPr>
-      <w:r>
-        <w:t xml:space="preserve">KIRILL: Я. Кирилл Сомов, комплаенс. Не продажи. Не директор. Я читаю. И не звоню вашему менеджеру. Обещаю.</w:t>
-      </w:r>
-    </w:p>
-    <w:p>
-      <w:pPr>
-        <w:pStyle w:val="BodyText"/>
-      </w:pPr>
-      <w:r>
-        <w:t xml:space="preserve">KORNILOVA: Он не звонит. Я проверяла. Он даже мне не звонит. Обидно.</w:t>
-      </w:r>
-    </w:p>
-    <w:p>
-      <w:pPr>
-        <w:pStyle w:val="BodyText"/>
-      </w:pPr>
-      <w:r>
-        <w:t xml:space="preserve">DOCTOR: А если кнопку нажмут сто раз?</w:t>
-      </w:r>
-    </w:p>
-    <w:p>
-      <w:pPr>
-        <w:pStyle w:val="BodyText"/>
-      </w:pPr>
-      <w:r>
-        <w:t xml:space="preserve">KIRILL: Сто раз проверю. И раз в квартал опубликую, сколько раз программа сработала.</w:t>
-      </w:r>
-    </w:p>
-    <w:p>
-      <w:pPr>
-        <w:pStyle w:val="BodyText"/>
-      </w:pPr>
-      <w:r>
-        <w:t xml:space="preserve">DOCTOR: Елена Викторовна, а название? Почему «Ладога»?</w:t>
-      </w:r>
-    </w:p>
-    <w:p>
-      <w:pPr>
-        <w:pStyle w:val="BodyText"/>
-      </w:pPr>
-      <w:r>
-        <w:t xml:space="preserve">KORNILOVA: Потому что хороший гель — прозрачный, как зимнее озеро. Холодный. Глубокий. Это я сказала студентам двадцать лет назад. Варвара услышала. Остальное — не моё. Остальное каждый вспомнит сам. Или не вспомнит. Это тоже правильно.</w:t>
-      </w:r>
-    </w:p>
-    <w:p>
-      <w:pPr>
-        <w:pStyle w:val="BodyText"/>
-      </w:pPr>
-      <w:r>
-        <w:t xml:space="preserve">VARVARA: Я услышала. И молчу. Это её вечер.</w:t>
-      </w:r>
-    </w:p>
-    <w:p>
-      <w:pPr>
-        <w:pStyle w:val="BodyText"/>
-      </w:pPr>
-      <w:r>
-        <w:t xml:space="preserve">KORNILOVA: Двенадцать минут. Всё. Шампанское — после. Сначала вопросы к Маргарите Сергеевне про часы.</w:t>
+        <w:t xml:space="preserve">KORNILOVA: Добрый вечер, коллеги, садитесь. Я не буду рассказывать, какой это гель, потому что вы знаете: это тот же гель, что вы колете три года, тот же завод в Вонджу, та же спецификация. Даже строже на одну цифру: сорок восемь часов вместо семидесяти двух. Об этом вам расскажет Маргарита Сергеевна, она очень любит рассказывать про часы.</w:t>
+      </w:r>
+    </w:p>
+    <w:p>
+      <w:pPr>
+        <w:pStyle w:val="BodyText"/>
+      </w:pPr>
+      <w:r>
+        <w:t xml:space="preserve">RITA: Не люблю, Елена Викторовна, а обязана. Это разные вещи.</w:t>
+      </w:r>
+    </w:p>
+    <w:p>
+      <w:pPr>
+        <w:pStyle w:val="BodyText"/>
+      </w:pPr>
+      <w:r>
+        <w:t xml:space="preserve">KORNILOVA: Вот видите. А я расскажу про другое — про три часа ночи. Каждый из вас знает этот звонок: пациентка, губа побелела, или отёк, или «мне кажется». И вы стоите на кухне в халате и думаете две вещи сразу.</w:t>
+      </w:r>
+    </w:p>
+    <w:p>
+      <w:pPr>
+        <w:pStyle w:val="BodyText"/>
+      </w:pPr>
+      <w:r>
+        <w:t xml:space="preserve">GORDEEVA: Что делать — и кто заплатит. Обе мысли одновременно.</w:t>
+      </w:r>
+    </w:p>
+    <w:p>
+      <w:pPr>
+        <w:pStyle w:val="BodyText"/>
+      </w:pPr>
+      <w:r>
+        <w:t xml:space="preserve">KORNILOVA: Эльвира Маратовна, спасибо, именно так. Первая мысль правильная, врачебная, а вторая стыдная, но она есть у всех нас, даже у тех, кто говорит, что её нет. Тридцать лет я её думаю, на этой самой кухне, в этом самом халате, и каждый раз мне стыдно. Я ни разу к этому не привыкла.</w:t>
+      </w:r>
+    </w:p>
+    <w:p>
+      <w:pPr>
+        <w:pStyle w:val="BodyText"/>
+      </w:pPr>
+      <w:r>
+        <w:t xml:space="preserve">GORDEEVA: И у меня так же. Двенадцать клиник — это двенадцать стыдных мыслей за одну ночь.</w:t>
+      </w:r>
+    </w:p>
+    <w:p>
+      <w:pPr>
+        <w:pStyle w:val="BodyText"/>
+      </w:pPr>
+      <w:r>
+        <w:t xml:space="preserve">KORNILOVA: «Ладога» убирает только вторую мысль, а первая остаётся вашей. Мы не заменим вашу голову. Мы уберём из неё деньги. В три часа ночи.</w:t>
+      </w:r>
+    </w:p>
+    <w:p>
+      <w:pPr>
+        <w:pStyle w:val="BodyText"/>
+      </w:pPr>
+      <w:r>
+        <w:t xml:space="preserve">DOCTOR: А как именно вы это сделаете? Можно конкретнее?</w:t>
+      </w:r>
+    </w:p>
+    <w:p>
+      <w:pPr>
+        <w:pStyle w:val="BodyText"/>
+      </w:pPr>
+      <w:r>
+        <w:t xml:space="preserve">KORNILOVA: Четыре вещи: гиалуронидаза, ночной выезд, полис пациентки на год и ежегодный модуль для вас.</w:t>
+      </w:r>
+    </w:p>
+    <w:p>
+      <w:pPr>
+        <w:pStyle w:val="BodyText"/>
+      </w:pPr>
+      <w:r>
+        <w:t xml:space="preserve">DOCTOR: Это обязательно? Каждый год придётся сдавать экзамен?</w:t>
+      </w:r>
+    </w:p>
+    <w:p>
+      <w:pPr>
+        <w:pStyle w:val="BodyText"/>
+      </w:pPr>
+      <w:r>
+        <w:t xml:space="preserve">KORNILOVA: Не экзамен, а короткий модуль, но каждый год. Кто не прошёл, покупает «Седжин», а он прекрасный.</w:t>
+      </w:r>
+    </w:p>
+    <w:p>
+      <w:pPr>
+        <w:pStyle w:val="BodyText"/>
+      </w:pPr>
+      <w:r>
+        <w:t xml:space="preserve">DOCTOR: А если я не успею пройти модуль, потому что отпуск или дети?</w:t>
+      </w:r>
+    </w:p>
+    <w:p>
+      <w:pPr>
+        <w:pStyle w:val="BodyText"/>
+      </w:pPr>
+      <w:r>
+        <w:t xml:space="preserve">KORNILOVA: Тогда месяц работаете на «Седжине», а потом проходите модуль. Порог не запирают. Его переступают.</w:t>
+      </w:r>
+    </w:p>
+    <w:p>
+      <w:pPr>
+        <w:pStyle w:val="BodyText"/>
+      </w:pPr>
+      <w:r>
+        <w:t xml:space="preserve">GORDEEVA: Елена Викторовна, тогда прямой вопрос, при всех: почему «Ладога» дороже? Двенадцать против десяти с половиной.</w:t>
+      </w:r>
+    </w:p>
+    <w:p>
+      <w:pPr>
+        <w:pStyle w:val="BodyText"/>
+      </w:pPr>
+      <w:r>
+        <w:t xml:space="preserve">KORNILOVA: Прямой ответ: тот же гель, больше ответственности. Полторы тысячи — это ваш ночной звонок, оплаченный днём.</w:t>
+      </w:r>
+    </w:p>
+    <w:p>
+      <w:pPr>
+        <w:pStyle w:val="BodyText"/>
+      </w:pPr>
+      <w:r>
+        <w:t xml:space="preserve">GORDEEVA: А если я не хочу платить за ночь заранее? Это ведь мой выбор.</w:t>
+      </w:r>
+    </w:p>
+    <w:p>
+      <w:pPr>
+        <w:pStyle w:val="BodyText"/>
+      </w:pPr>
+      <w:r>
+        <w:t xml:space="preserve">KORNILOVA: Тогда вы платите за неё ночью, сами, своим сном и своей совестью. Я так делала тридцать лет, пока не было ни линии, ни программы, ни «Ладоги». Это дороже, Эльвира Маратовна, поверьте мне, намного дороже полутора тысяч. Я до сих пор плачу за одну ночь девяносто девятого года.</w:t>
+      </w:r>
+    </w:p>
+    <w:p>
+      <w:pPr>
+        <w:pStyle w:val="BodyText"/>
+      </w:pPr>
+      <w:r>
+        <w:t xml:space="preserve">GORDEEVA: Поверю, как всегда, хотя обещала себе не верить вам без цифр.</w:t>
+      </w:r>
+    </w:p>
+    <w:p>
+      <w:pPr>
+        <w:pStyle w:val="BodyText"/>
+      </w:pPr>
+      <w:r>
+        <w:t xml:space="preserve">IRINA: Цифры лежат в папке, каждая позиция на один шприц. Можете её взять.</w:t>
+      </w:r>
+    </w:p>
+    <w:p>
+      <w:pPr>
+        <w:pStyle w:val="BodyText"/>
+      </w:pPr>
+      <w:r>
+        <w:t xml:space="preserve">GORDEEVA: Возьму и прочитаю дома, как в прошлый раз, очень внимательно.</w:t>
+      </w:r>
+    </w:p>
+    <w:p>
+      <w:pPr>
+        <w:pStyle w:val="BodyText"/>
+      </w:pPr>
+      <w:r>
+        <w:t xml:space="preserve">KORNILOVA: И последнее. Если программа не сработала, если ночью никто не приехал, если страховщик не заплатил, если гиалуронидазы не оказалось в клинике — не звоните мне. Не звоните Воронцову. Не звоните менеджеру, который вам продал. Нажмите кнопку «Программа не сработала». Это не жалоба. Это работа для нас.</w:t>
+      </w:r>
+    </w:p>
+    <w:p>
+      <w:pPr>
+        <w:pStyle w:val="BodyText"/>
+      </w:pPr>
+      <w:r>
+        <w:t xml:space="preserve">DOCTOR: А кто прочитает то, что мы туда напишем?</w:t>
+      </w:r>
+    </w:p>
+    <w:p>
+      <w:pPr>
+        <w:pStyle w:val="BodyText"/>
+      </w:pPr>
+      <w:r>
+        <w:t xml:space="preserve">KIRILL: Я, Кирилл Сомов, комплаенс, не продажи и не директор. Я читаю и не звоню вашему менеджеру, обещаю.</w:t>
+      </w:r>
+    </w:p>
+    <w:p>
+      <w:pPr>
+        <w:pStyle w:val="BodyText"/>
+      </w:pPr>
+      <w:r>
+        <w:t xml:space="preserve">KORNILOVA: Он правда не звонит, я проверяла. Он даже мне не звонит, и это обидно.</w:t>
+      </w:r>
+    </w:p>
+    <w:p>
+      <w:pPr>
+        <w:pStyle w:val="BodyText"/>
+      </w:pPr>
+      <w:r>
+        <w:t xml:space="preserve">DOCTOR: А если кнопку нажмут сто раз? Вы справитесь?</w:t>
+      </w:r>
+    </w:p>
+    <w:p>
+      <w:pPr>
+        <w:pStyle w:val="BodyText"/>
+      </w:pPr>
+      <w:r>
+        <w:t xml:space="preserve">KIRILL: Сто раз проверю, а раз в квартал опубликую, сколько раз программа сработала.</w:t>
+      </w:r>
+    </w:p>
+    <w:p>
+      <w:pPr>
+        <w:pStyle w:val="BodyText"/>
+      </w:pPr>
+      <w:r>
+        <w:t xml:space="preserve">DOCTOR: Елена Викторовна, а название? Почему именно «Ладога»?</w:t>
+      </w:r>
+    </w:p>
+    <w:p>
+      <w:pPr>
+        <w:pStyle w:val="BodyText"/>
+      </w:pPr>
+      <w:r>
+        <w:t xml:space="preserve">KORNILOVA: Потому что хороший гель прозрачный, как зимнее озеро, холодный и глубокий. Это я сказала студентам двадцать лет назад, а Варвара услышала. Остальное уже не моё: каждый вспомнит сам или не вспомнит, и это тоже правильно.</w:t>
+      </w:r>
+    </w:p>
+    <w:p>
+      <w:pPr>
+        <w:pStyle w:val="BodyText"/>
+      </w:pPr>
+      <w:r>
+        <w:t xml:space="preserve">VARVARA: Я услышала и молчу, потому что это её вечер.</w:t>
+      </w:r>
+    </w:p>
+    <w:p>
+      <w:pPr>
+        <w:pStyle w:val="BodyText"/>
+      </w:pPr>
+      <w:r>
+        <w:t xml:space="preserve">KORNILOVA: Двенадцать минут, всё. Шампанское после, а сначала вопросы к Маргарите Сергеевне про часы.</w:t>
       </w:r>
     </w:p>
     <w:bookmarkEnd w:id="23"/>
@@ -1661,199 +1661,199 @@
         <w:pStyle w:val="FirstParagraph"/>
       </w:pPr>
       <w:r>
-        <w:t xml:space="preserve">DIMA: Алексей Николаевич! Восемьдесят врачей. Шестьдесят один заказ. Здесь. На месте. Без единого слайда.</w:t>
-      </w:r>
-    </w:p>
-    <w:p>
-      <w:pPr>
-        <w:pStyle w:val="BodyText"/>
-      </w:pPr>
-      <w:r>
-        <w:t xml:space="preserve">MARINA: Видите? Тихо. Шестьдесят один из восьмидесяти. В Петербурге было бы семьдесят. Но Москва громче.</w:t>
-      </w:r>
-    </w:p>
-    <w:p>
-      <w:pPr>
-        <w:pStyle w:val="BodyText"/>
-      </w:pPr>
-      <w:r>
-        <w:t xml:space="preserve">IRINA: Шестьдесят один — это четыре тысячи шприцев. Первый квартал закрыт за вечер. Я не верю. Пересчитаю утром.</w:t>
-      </w:r>
-    </w:p>
-    <w:p>
-      <w:pPr>
-        <w:pStyle w:val="BodyText"/>
-      </w:pPr>
-      <w:r>
-        <w:t xml:space="preserve">RUSTEM: Рустем, Казань. Мои двое тоже заказали. Тихо. Как у нас принято.</w:t>
-      </w:r>
-    </w:p>
-    <w:p>
-      <w:pPr>
-        <w:pStyle w:val="BodyText"/>
-      </w:pPr>
-      <w:r>
-        <w:t xml:space="preserve">CHOI: Воронцов. В Самсунге так не запускали. Без музыки. Без экрана. Без меня на сцене.</w:t>
-      </w:r>
-    </w:p>
-    <w:p>
-      <w:pPr>
-        <w:pStyle w:val="BodyText"/>
-      </w:pPr>
-      <w:r>
-        <w:t xml:space="preserve">ALEKSEY: Господин Чхве, вам не понравилось?</w:t>
-      </w:r>
-    </w:p>
-    <w:p>
-      <w:pPr>
-        <w:pStyle w:val="BodyText"/>
-      </w:pPr>
-      <w:r>
-        <w:t xml:space="preserve">CHOI: Мне понравилось. Это и страшно. Доктор говорила на запуске «Ладоги» про «Седжин»: «Он прекрасный». Я записал на диктофон. Покажу совету директоров. Пусть услышат, что конкурент хвалит наш продукт на своём празднике. Такого в моей жизни ещё не было. Ни в Самсунге, ни в Алматы.</w:t>
-      </w:r>
-    </w:p>
-    <w:p>
-      <w:pPr>
-        <w:pStyle w:val="BodyText"/>
-      </w:pPr>
-      <w:r>
-        <w:t xml:space="preserve">SOHEE: Маргарита-сси говорила про часы. Сорок восемь. Врачи кивали. Я никогда не видела, чтобы врачи кивали на спецификацию.</w:t>
-      </w:r>
-    </w:p>
-    <w:p>
-      <w:pPr>
-        <w:pStyle w:val="BodyText"/>
-      </w:pPr>
-      <w:r>
-        <w:t xml:space="preserve">RITA: Они кивали не на спецификацию. На то, что кто-то её соблюдает.</w:t>
-      </w:r>
-    </w:p>
-    <w:p>
-      <w:pPr>
-        <w:pStyle w:val="BodyText"/>
-      </w:pPr>
-      <w:r>
-        <w:t xml:space="preserve">SOHEE: Тогда и я буду кивать. Себе. Каждое утро. Перед журналом.</w:t>
-      </w:r>
-    </w:p>
-    <w:p>
-      <w:pPr>
-        <w:pStyle w:val="BodyText"/>
-      </w:pPr>
-      <w:r>
-        <w:t xml:space="preserve">DOYUN: Лёша. Можно на минуту? Без всех.</w:t>
-      </w:r>
-    </w:p>
-    <w:p>
-      <w:pPr>
-        <w:pStyle w:val="BodyText"/>
-      </w:pPr>
-      <w:r>
-        <w:t xml:space="preserve">ALEKSEY: Доюн. Говори. Юн?</w:t>
-      </w:r>
-    </w:p>
-    <w:p>
-      <w:pPr>
-        <w:pStyle w:val="BodyText"/>
-      </w:pPr>
-      <w:r>
-        <w:t xml:space="preserve">DOYUN: Давление. Двести. Неделю в больнице. Сейчас лучше. Он просил передать одну фразу. По-русски. Он выучил её в больнице.</w:t>
-      </w:r>
-    </w:p>
-    <w:p>
-      <w:pPr>
-        <w:pStyle w:val="BodyText"/>
-      </w:pPr>
-      <w:r>
-        <w:t xml:space="preserve">ALEKSEY: Какую?</w:t>
-      </w:r>
-    </w:p>
-    <w:p>
-      <w:pPr>
-        <w:pStyle w:val="BodyText"/>
-      </w:pPr>
-      <w:r>
-        <w:t xml:space="preserve">DOYUN: «Береги себя. И марку свою береги». Он сказал: это почти слова твоей бабушки. Он их запомнил в деревне.</w:t>
-      </w:r>
-    </w:p>
-    <w:p>
-      <w:pPr>
-        <w:pStyle w:val="BodyText"/>
-      </w:pPr>
-      <w:r>
-        <w:t xml:space="preserve">ALEKSEY: Бабушка сказала мне почти это. В сентябре. «И имя своё береги». Он не мог слышать.</w:t>
-      </w:r>
-    </w:p>
-    <w:p>
-      <w:pPr>
-        <w:pStyle w:val="BodyText"/>
-      </w:pPr>
-      <w:r>
-        <w:t xml:space="preserve">DOYUN: Он слышал в деревне другое: «Береги себя, сынок». Остальное он додумал сам, в больнице, пока смотрел в потолок. Он сказал мне: бабушки везде говорят одно и то же — в Корее, в России, в Казахстане. Надо только дослушать их до конца. А мы обычно уходим на середине.</w:t>
-      </w:r>
-    </w:p>
-    <w:p>
-      <w:pPr>
-        <w:pStyle w:val="BodyText"/>
-      </w:pPr>
-      <w:r>
-        <w:t xml:space="preserve">ALEKSEY: Позвоню ему завтра. Скажу, что я тоже дослушал.</w:t>
-      </w:r>
-    </w:p>
-    <w:p>
-      <w:pPr>
-        <w:pStyle w:val="BodyText"/>
-      </w:pPr>
-      <w:r>
-        <w:t xml:space="preserve">OLGA: Лёша. Тебя ждут. Тост. Варвара сказала — две минуты. Не больше.</w:t>
-      </w:r>
-    </w:p>
-    <w:p>
-      <w:pPr>
-        <w:pStyle w:val="BodyText"/>
-      </w:pPr>
-      <w:r>
-        <w:t xml:space="preserve">ALEKSEY: Друзья. Коллеги. Я буду коротко, Варвара засекла время. Спасибо Елене Викторовне — за двенадцать минут без бумаги. Спасибо Сохи и господину Чхве — за таймер, который важнее Европы. Ирине — за каждую цифру. Ольге — за то, что не дала торопиться. Рите — за «нет». И…</w:t>
-      </w:r>
-    </w:p>
-    <w:p>
-      <w:pPr>
-        <w:pStyle w:val="BodyText"/>
-      </w:pPr>
-      <w:r>
-        <w:t xml:space="preserve">OLGA: И бабушке. Скажи.</w:t>
-      </w:r>
-    </w:p>
-    <w:p>
-      <w:pPr>
-        <w:pStyle w:val="BodyText"/>
-      </w:pPr>
-      <w:r>
-        <w:t xml:space="preserve">ALEKSEY: И бабушке. На каждой коробке сзади — её почерк. «Не навреди». Буква «д» уехала. Мы не стали…</w:t>
-      </w:r>
-    </w:p>
-    <w:p>
-      <w:pPr>
-        <w:pStyle w:val="BodyText"/>
-      </w:pPr>
-      <w:r>
-        <w:t xml:space="preserve">OLGA: Он не может договорить. Я договорю. Правду оставляют кривой. Её слова. За Веру Павловну. Стоя.</w:t>
-      </w:r>
-    </w:p>
-    <w:p>
-      <w:pPr>
-        <w:pStyle w:val="BodyText"/>
-      </w:pPr>
-      <w:r>
-        <w:t xml:space="preserve">KORNILOVA: За Веру Павловну. Стоя. Я её никогда не видела. Но я её знаю. По каждому экзамену.</w:t>
-      </w:r>
-    </w:p>
-    <w:p>
-      <w:pPr>
-        <w:pStyle w:val="BodyText"/>
-      </w:pPr>
-      <w:r>
-        <w:t xml:space="preserve">CHOI: За Веру Павловну. По-корейски — «конбэ». Одно слово. Остальное лишнее.</w:t>
+        <w:t xml:space="preserve">DIMA: Алексей Николаевич! Восемьдесят врачей и шестьдесят один заказ, здесь, на месте, без единого слайда!</w:t>
+      </w:r>
+    </w:p>
+    <w:p>
+      <w:pPr>
+        <w:pStyle w:val="BodyText"/>
+      </w:pPr>
+      <w:r>
+        <w:t xml:space="preserve">MARINA: Видите? Тихо работает. Шестьдесят один из восьмидесяти. В Петербурге было бы семьдесят, но Москва громче.</w:t>
+      </w:r>
+    </w:p>
+    <w:p>
+      <w:pPr>
+        <w:pStyle w:val="BodyText"/>
+      </w:pPr>
+      <w:r>
+        <w:t xml:space="preserve">IRINA: Шестьдесят один заказ — это четыре тысячи шприцев, то есть первый квартал закрыт за вечер. Я не верю, утром пересчитаю.</w:t>
+      </w:r>
+    </w:p>
+    <w:p>
+      <w:pPr>
+        <w:pStyle w:val="BodyText"/>
+      </w:pPr>
+      <w:r>
+        <w:t xml:space="preserve">RUSTEM: Это Рустем, Казань. Мои двое тоже заказали, тихо, как у нас принято.</w:t>
+      </w:r>
+    </w:p>
+    <w:p>
+      <w:pPr>
+        <w:pStyle w:val="BodyText"/>
+      </w:pPr>
+      <w:r>
+        <w:t xml:space="preserve">CHOI: Воронцов, в Самсунге так не запускали: без музыки, без экрана и без меня на сцене.</w:t>
+      </w:r>
+    </w:p>
+    <w:p>
+      <w:pPr>
+        <w:pStyle w:val="BodyText"/>
+      </w:pPr>
+      <w:r>
+        <w:t xml:space="preserve">ALEKSEY: Господин Чхве, вам что, не понравилось?</w:t>
+      </w:r>
+    </w:p>
+    <w:p>
+      <w:pPr>
+        <w:pStyle w:val="BodyText"/>
+      </w:pPr>
+      <w:r>
+        <w:t xml:space="preserve">CHOI: Мне понравилось, и это страшно. Доктор на запуске «Ладоги» сказала про «Седжин»: «Он прекрасный». Я записал это на диктофон и покажу совету директоров, пусть услышат, что конкурент хвалит наш продукт на своём празднике. Такого в моей жизни ещё не было, ни в Самсунге, ни в Алматы.</w:t>
+      </w:r>
+    </w:p>
+    <w:p>
+      <w:pPr>
+        <w:pStyle w:val="BodyText"/>
+      </w:pPr>
+      <w:r>
+        <w:t xml:space="preserve">SOHEE: Маргарита-сси говорила про сорок восемь часов, и врачи кивали. Я никогда не видела, чтобы врачи кивали на спецификацию.</w:t>
+      </w:r>
+    </w:p>
+    <w:p>
+      <w:pPr>
+        <w:pStyle w:val="BodyText"/>
+      </w:pPr>
+      <w:r>
+        <w:t xml:space="preserve">RITA: Они кивали не на спецификацию, а на то, что кто-то её соблюдает.</w:t>
+      </w:r>
+    </w:p>
+    <w:p>
+      <w:pPr>
+        <w:pStyle w:val="BodyText"/>
+      </w:pPr>
+      <w:r>
+        <w:t xml:space="preserve">SOHEE: Тогда и я буду кивать — себе, каждое утро, перед журналом.</w:t>
+      </w:r>
+    </w:p>
+    <w:p>
+      <w:pPr>
+        <w:pStyle w:val="BodyText"/>
+      </w:pPr>
+      <w:r>
+        <w:t xml:space="preserve">DOYUN: Лёша, можно тебя на минуту? Только без всех, пожалуйста.</w:t>
+      </w:r>
+    </w:p>
+    <w:p>
+      <w:pPr>
+        <w:pStyle w:val="BodyText"/>
+      </w:pPr>
+      <w:r>
+        <w:t xml:space="preserve">ALEKSEY: Доюн, говори. Это про Юна, да?</w:t>
+      </w:r>
+    </w:p>
+    <w:p>
+      <w:pPr>
+        <w:pStyle w:val="BodyText"/>
+      </w:pPr>
+      <w:r>
+        <w:t xml:space="preserve">DOYUN: Давление двести, неделю в больнице, но сейчас лучше. Он просил передать одну фразу по-русски, которую выучил в больнице.</w:t>
+      </w:r>
+    </w:p>
+    <w:p>
+      <w:pPr>
+        <w:pStyle w:val="BodyText"/>
+      </w:pPr>
+      <w:r>
+        <w:t xml:space="preserve">ALEKSEY: Какую фразу? Скажи мне её точно, слово в слово.</w:t>
+      </w:r>
+    </w:p>
+    <w:p>
+      <w:pPr>
+        <w:pStyle w:val="BodyText"/>
+      </w:pPr>
+      <w:r>
+        <w:t xml:space="preserve">DOYUN: «Береги себя. И марку свою береги». Он сказал, что это почти слова твоей бабушки, он их запомнил в деревне.</w:t>
+      </w:r>
+    </w:p>
+    <w:p>
+      <w:pPr>
+        <w:pStyle w:val="BodyText"/>
+      </w:pPr>
+      <w:r>
+        <w:t xml:space="preserve">ALEKSEY: Бабушка сказала мне почти это в сентябре: «И имя своё береги». Но он ведь не мог этого слышать.</w:t>
+      </w:r>
+    </w:p>
+    <w:p>
+      <w:pPr>
+        <w:pStyle w:val="BodyText"/>
+      </w:pPr>
+      <w:r>
+        <w:t xml:space="preserve">DOYUN: В деревне он слышал другое: «Береги себя, сынок». А остальное он додумал сам, в больнице, пока смотрел в потолок. Он сказал мне, что бабушки везде говорят одно и то же, в Корее, в России, в Казахстане, и их надо только дослушать до конца. А мы обычно уходим на середине.</w:t>
+      </w:r>
+    </w:p>
+    <w:p>
+      <w:pPr>
+        <w:pStyle w:val="BodyText"/>
+      </w:pPr>
+      <w:r>
+        <w:t xml:space="preserve">ALEKSEY: Позвоню ему завтра и скажу, что я тоже дослушал.</w:t>
+      </w:r>
+    </w:p>
+    <w:p>
+      <w:pPr>
+        <w:pStyle w:val="BodyText"/>
+      </w:pPr>
+      <w:r>
+        <w:t xml:space="preserve">OLGA: Лёша, тебя ждут, нужен тост. Варвара сказала — две минуты, не больше.</w:t>
+      </w:r>
+    </w:p>
+    <w:p>
+      <w:pPr>
+        <w:pStyle w:val="BodyText"/>
+      </w:pPr>
+      <w:r>
+        <w:t xml:space="preserve">ALEKSEY: Друзья, коллеги, я буду коротко, потому что Варвара засекла время. Спасибо Елене Викторовне за двенадцать минут без бумаги. Спасибо Сохи и господину Чхве за таймер, который важнее Европы. Ирине — за каждую цифру, Ольге — за то, что не дала торопиться, Рите — за «нет». И…</w:t>
+      </w:r>
+    </w:p>
+    <w:p>
+      <w:pPr>
+        <w:pStyle w:val="BodyText"/>
+      </w:pPr>
+      <w:r>
+        <w:t xml:space="preserve">OLGA: И бабушке. Скажи это, Лёша.</w:t>
+      </w:r>
+    </w:p>
+    <w:p>
+      <w:pPr>
+        <w:pStyle w:val="BodyText"/>
+      </w:pPr>
+      <w:r>
+        <w:t xml:space="preserve">ALEKSEY: И бабушке. На каждой коробке сзади её почерк: «Не навреди». Буква «д» уехала, и мы не стали…</w:t>
+      </w:r>
+    </w:p>
+    <w:p>
+      <w:pPr>
+        <w:pStyle w:val="BodyText"/>
+      </w:pPr>
+      <w:r>
+        <w:t xml:space="preserve">OLGA: Он не может договорить, поэтому договорю я. Правду оставляют кривой, это её слова. За Веру Павловну, стоя.</w:t>
+      </w:r>
+    </w:p>
+    <w:p>
+      <w:pPr>
+        <w:pStyle w:val="BodyText"/>
+      </w:pPr>
+      <w:r>
+        <w:t xml:space="preserve">KORNILOVA: За Веру Павловну, стоя. Я её никогда не видела, но я её знаю по каждому экзамену.</w:t>
+      </w:r>
+    </w:p>
+    <w:p>
+      <w:pPr>
+        <w:pStyle w:val="BodyText"/>
+      </w:pPr>
+      <w:r>
+        <w:t xml:space="preserve">CHOI: За Веру Павловну. По-корейски — «конбэ», одно слово, а остальное лишнее.</w:t>
       </w:r>
     </w:p>
     <w:bookmarkEnd w:id="24"/>
@@ -1871,119 +1871,119 @@
         <w:pStyle w:val="FirstParagraph"/>
       </w:pPr>
       <w:r>
-        <w:t xml:space="preserve">VERA: Алёша. Привёз? Я знала, что привезёшь. Я ждала.</w:t>
-      </w:r>
-    </w:p>
-    <w:p>
-      <w:pPr>
-        <w:pStyle w:val="BodyText"/>
-      </w:pPr>
-      <w:r>
-        <w:t xml:space="preserve">ALEKSEY: Привёз, бабушка. Первая. Из партии пять. Папа сам проверял на складе.</w:t>
-      </w:r>
-    </w:p>
-    <w:p>
-      <w:pPr>
-        <w:pStyle w:val="BodyText"/>
-      </w:pPr>
-      <w:r>
-        <w:t xml:space="preserve">VERA: Дай. И очки дай. Они на тумбочке. Руки не держат. Подержи коробку сам.</w:t>
-      </w:r>
-    </w:p>
-    <w:p>
-      <w:pPr>
-        <w:pStyle w:val="BodyText"/>
-      </w:pPr>
-      <w:r>
-        <w:t xml:space="preserve">ALEKSEY: Держу. Вот. Спереди — озеро. Зимнее. «Ладога. Республика Корея».</w:t>
-      </w:r>
-    </w:p>
-    <w:p>
-      <w:pPr>
-        <w:pStyle w:val="BodyText"/>
-      </w:pPr>
-      <w:r>
-        <w:t xml:space="preserve">VERA: Красиво. Холодно. А сзади? Переверни.</w:t>
-      </w:r>
-    </w:p>
-    <w:p>
-      <w:pPr>
-        <w:pStyle w:val="BodyText"/>
-      </w:pPr>
-      <w:r>
-        <w:t xml:space="preserve">ALEKSEY: Сзади. «Не навреди». Номер линии. И ещё: «Сделано в Корее. Отвечаем в России».</w:t>
-      </w:r>
-    </w:p>
-    <w:p>
-      <w:pPr>
-        <w:pStyle w:val="BodyText"/>
-      </w:pPr>
-      <w:r>
-        <w:t xml:space="preserve">VERA: «Отвечаем в России». Это правильно. Кто-то должен отвечать здесь, а не там, за морем. А «Не навреди»… Моё. Моя «д». Уехала. Пятьдесят лет назад уехала — и до сих пор не вернулась. Не выровняли.</w:t>
-      </w:r>
-    </w:p>
-    <w:p>
-      <w:pPr>
-        <w:pStyle w:val="BodyText"/>
-      </w:pPr>
-      <w:r>
-        <w:t xml:space="preserve">ALEKSEY: Не выровняли. Как ты сказала.</w:t>
-      </w:r>
-    </w:p>
-    <w:p>
-      <w:pPr>
-        <w:pStyle w:val="BodyText"/>
-      </w:pPr>
-      <w:r>
-        <w:t xml:space="preserve">VERA: Хорошо. Рука кривая. Значит, не врёте. Ни ты, ни мальчик-дизайнер.</w:t>
-      </w:r>
-    </w:p>
-    <w:p>
-      <w:pPr>
-        <w:pStyle w:val="BodyText"/>
-      </w:pPr>
-      <w:r>
-        <w:t xml:space="preserve">ALEKSEY: Бабушка, тебя врачи ждут в Туле. Во вторник. Папа отвезёт.</w:t>
-      </w:r>
-    </w:p>
-    <w:p>
-      <w:pPr>
-        <w:pStyle w:val="BodyText"/>
-      </w:pPr>
-      <w:r>
-        <w:t xml:space="preserve">VERA: Отвезёт. Теперь можно. Я дождалась. Коробку поставь на полку. Рядом с маминой фотографией. Пусть посмотрит.</w:t>
-      </w:r>
-    </w:p>
-    <w:p>
-      <w:pPr>
-        <w:pStyle w:val="BodyText"/>
-      </w:pPr>
-      <w:r>
-        <w:t xml:space="preserve">ALEKSEY: Поставил.</w:t>
-      </w:r>
-    </w:p>
-    <w:p>
-      <w:pPr>
-        <w:pStyle w:val="BodyText"/>
-      </w:pPr>
-      <w:r>
-        <w:t xml:space="preserve">VERA: Сорок лет подписывала рецепты. А теперь моя подпись — на корейской коробке. Мама бы смеялась.</w:t>
-      </w:r>
-    </w:p>
-    <w:p>
-      <w:pPr>
-        <w:pStyle w:val="BodyText"/>
-      </w:pPr>
-      <w:r>
-        <w:t xml:space="preserve">ALEKSEY: Почему смеялась?</w:t>
-      </w:r>
-    </w:p>
-    <w:p>
-      <w:pPr>
-        <w:pStyle w:val="BodyText"/>
-      </w:pPr>
-      <w:r>
-        <w:t xml:space="preserve">VERA: Потому что она говорила: «Верка, твоей рукой только рецепты писать. Больше никто не разберёт. Даже аптекарь». А вот — разобрали. В Корее разобрали, в Казахстане разберут. Ты иди, Алёша. Мне спать. Береги себя. И марку свою береги.</w:t>
+        <w:t xml:space="preserve">VERA: Алёша, привёз? Я знала, что привезёшь, и ждала тебя.</w:t>
+      </w:r>
+    </w:p>
+    <w:p>
+      <w:pPr>
+        <w:pStyle w:val="BodyText"/>
+      </w:pPr>
+      <w:r>
+        <w:t xml:space="preserve">ALEKSEY: Привёз, бабушка, первую, из партии пять. Папа сам проверял её на складе.</w:t>
+      </w:r>
+    </w:p>
+    <w:p>
+      <w:pPr>
+        <w:pStyle w:val="BodyText"/>
+      </w:pPr>
+      <w:r>
+        <w:t xml:space="preserve">VERA: Дай её мне, и очки дай, они на тумбочке. Руки не держат, так что подержи коробку сам.</w:t>
+      </w:r>
+    </w:p>
+    <w:p>
+      <w:pPr>
+        <w:pStyle w:val="BodyText"/>
+      </w:pPr>
+      <w:r>
+        <w:t xml:space="preserve">ALEKSEY: Держу, вот. Спереди озеро, зимнее, и надпись: «Ладога. Республика Корея».</w:t>
+      </w:r>
+    </w:p>
+    <w:p>
+      <w:pPr>
+        <w:pStyle w:val="BodyText"/>
+      </w:pPr>
+      <w:r>
+        <w:t xml:space="preserve">VERA: Красиво и холодно. А что сзади? Переверни-ка её.</w:t>
+      </w:r>
+    </w:p>
+    <w:p>
+      <w:pPr>
+        <w:pStyle w:val="BodyText"/>
+      </w:pPr>
+      <w:r>
+        <w:t xml:space="preserve">ALEKSEY: Сзади «Не навреди», номер линии, и ещё: «Сделано в Корее. Отвечаем в России».</w:t>
+      </w:r>
+    </w:p>
+    <w:p>
+      <w:pPr>
+        <w:pStyle w:val="BodyText"/>
+      </w:pPr>
+      <w:r>
+        <w:t xml:space="preserve">VERA: «Отвечаем в России» — это правильно, кто-то должен отвечать здесь, а не там, за морем. А «Не навреди»… Это моё, моя «д». Уехала пятьдесят лет назад и до сих пор не вернулась, упрямая, как я сама. Не выровняли, и правильно.</w:t>
+      </w:r>
+    </w:p>
+    <w:p>
+      <w:pPr>
+        <w:pStyle w:val="BodyText"/>
+      </w:pPr>
+      <w:r>
+        <w:t xml:space="preserve">ALEKSEY: Не выровняли, бабушка, как ты и сказала.</w:t>
+      </w:r>
+    </w:p>
+    <w:p>
+      <w:pPr>
+        <w:pStyle w:val="BodyText"/>
+      </w:pPr>
+      <w:r>
+        <w:t xml:space="preserve">VERA: Хорошо. Рука кривая, значит, не врёте: ни ты, ни этот мальчик-дизайнер.</w:t>
+      </w:r>
+    </w:p>
+    <w:p>
+      <w:pPr>
+        <w:pStyle w:val="BodyText"/>
+      </w:pPr>
+      <w:r>
+        <w:t xml:space="preserve">ALEKSEY: Бабушка, тебя во вторник ждут врачи в Туле. Папа тебя отвезёт.</w:t>
+      </w:r>
+    </w:p>
+    <w:p>
+      <w:pPr>
+        <w:pStyle w:val="BodyText"/>
+      </w:pPr>
+      <w:r>
+        <w:t xml:space="preserve">VERA: Отвезёт. Теперь можно, я ведь дождалась. Поставь коробку на полку, рядом с маминой фотографией, пусть она тоже посмотрит.</w:t>
+      </w:r>
+    </w:p>
+    <w:p>
+      <w:pPr>
+        <w:pStyle w:val="BodyText"/>
+      </w:pPr>
+      <w:r>
+        <w:t xml:space="preserve">ALEKSEY: Поставил, бабушка, рядом с фотографией, как ты просила.</w:t>
+      </w:r>
+    </w:p>
+    <w:p>
+      <w:pPr>
+        <w:pStyle w:val="BodyText"/>
+      </w:pPr>
+      <w:r>
+        <w:t xml:space="preserve">VERA: Сорок лет я подписывала рецепты, а теперь моя подпись на корейской коробке. Мама бы смеялась.</w:t>
+      </w:r>
+    </w:p>
+    <w:p>
+      <w:pPr>
+        <w:pStyle w:val="BodyText"/>
+      </w:pPr>
+      <w:r>
+        <w:t xml:space="preserve">ALEKSEY: Почему бы она смеялась? Ей бы разве не понравилось?</w:t>
+      </w:r>
+    </w:p>
+    <w:p>
+      <w:pPr>
+        <w:pStyle w:val="BodyText"/>
+      </w:pPr>
+      <w:r>
+        <w:t xml:space="preserve">VERA: Потому что она говорила: «Верка, твоей рукой только рецепты писать, больше никто не разберёт, даже аптекарь». А вот разобрали: в Корее разобрали, в Казахстане разберут. Ты иди, Алёша, мне пора спать. Береги себя. И марку свою береги.</w:t>
       </w:r>
     </w:p>
     <w:p>
@@ -3213,10 +3213,320 @@
         <w:t xml:space="preserve">“</w:t>
       </w:r>
       <w:r>
-        <w:t xml:space="preserve">И последнее. Если программа не сработала. Если ночью никто не приехал. Если страховщик не заплатил. Если гиалуронидазы не оказалось в клинике. Не звоните мне. Не звоните Воронцову. Не звоните менеджеру, который вам продал. Нажмите кнопку. «Программа не сработала». Это не жалоба. Это работа для нас.</w:t>
+        <w:t xml:space="preserve">И последнее. Если программа не сработала, если ночью никто не приехал, если страховщик не заплатил, если гиалуронидазы не оказалось в клинике — не звоните мне. Не звоните Воронцову. Не звоните менеджеру, который вам продал. Нажмите кнопку «Программа не сработала». Это не жалоба. Это работа для нас.</w:t>
       </w:r>
       <w:r>
         <w:t xml:space="preserve">”</w:t>
+      </w:r>
+    </w:p>
+    <w:tbl>
+      <w:tblPr>
+        <w:tblStyle w:val="Table"/>
+        <w:tblW w:type="pct" w:w="5000"/>
+        <w:tblLook w:firstRow="1" w:lastRow="0" w:firstColumn="0" w:lastColumn="0" w:noHBand="0" w:noVBand="0" w:val="0020"/>
+        <w:jc w:val="start"/>
+      </w:tblPr>
+      <w:tblGrid>
+        <w:gridCol w:w="2640"/>
+        <w:gridCol w:w="2640"/>
+        <w:gridCol w:w="2640"/>
+      </w:tblGrid>
+      <w:tr>
+        <w:trPr>
+          <w:tblHeader w:val="true"/>
+        </w:trPr>
+        <w:tc>
+          <w:tcPr/>
+          <w:p>
+            <w:pPr>
+              <w:pStyle w:val="Compact"/>
+              <w:jc w:val="left"/>
+            </w:pPr>
+            <w:r>
+              <w:t xml:space="preserve">구조</w:t>
+            </w:r>
+          </w:p>
+        </w:tc>
+        <w:tc>
+          <w:tcPr/>
+          <w:p>
+            <w:pPr>
+              <w:pStyle w:val="Compact"/>
+              <w:jc w:val="left"/>
+            </w:pPr>
+            <w:r>
+              <w:t xml:space="preserve">러시아어</w:t>
+            </w:r>
+          </w:p>
+        </w:tc>
+        <w:tc>
+          <w:tcPr/>
+          <w:p>
+            <w:pPr>
+              <w:pStyle w:val="Compact"/>
+              <w:jc w:val="left"/>
+            </w:pPr>
+            <w:r>
+              <w:t xml:space="preserve">기능</w:t>
+            </w:r>
+          </w:p>
+        </w:tc>
+      </w:tr>
+      <w:tr>
+        <w:tc>
+          <w:tcPr/>
+          <w:p>
+            <w:pPr>
+              <w:pStyle w:val="Compact"/>
+              <w:jc w:val="left"/>
+            </w:pPr>
+            <w:r>
+              <w:t xml:space="preserve">① 신호</w:t>
+            </w:r>
+          </w:p>
+        </w:tc>
+        <w:tc>
+          <w:tcPr/>
+          <w:p>
+            <w:pPr>
+              <w:pStyle w:val="Compact"/>
+              <w:jc w:val="left"/>
+            </w:pPr>
+            <w:r>
+              <w:t xml:space="preserve">И последнее.</w:t>
+            </w:r>
+          </w:p>
+        </w:tc>
+        <w:tc>
+          <w:tcPr/>
+          <w:p>
+            <w:pPr>
+              <w:pStyle w:val="Compact"/>
+              <w:jc w:val="left"/>
+            </w:pPr>
+            <w:r>
+              <w:t xml:space="preserve">연설의 마무리 표지</w:t>
+            </w:r>
+          </w:p>
+        </w:tc>
+      </w:tr>
+      <w:tr>
+        <w:tc>
+          <w:tcPr/>
+          <w:p>
+            <w:pPr>
+              <w:pStyle w:val="Compact"/>
+              <w:jc w:val="left"/>
+            </w:pPr>
+            <w:r>
+              <w:t xml:space="preserve">② 조건 4회 반복</w:t>
+            </w:r>
+          </w:p>
+        </w:tc>
+        <w:tc>
+          <w:tcPr/>
+          <w:p>
+            <w:pPr>
+              <w:pStyle w:val="Compact"/>
+              <w:jc w:val="left"/>
+            </w:pPr>
+            <w:r>
+              <w:t xml:space="preserve">Если…, если…, если…, если… —</w:t>
+            </w:r>
+          </w:p>
+        </w:tc>
+        <w:tc>
+          <w:tcPr/>
+          <w:p>
+            <w:pPr>
+              <w:pStyle w:val="Compact"/>
+              <w:jc w:val="left"/>
+            </w:pPr>
+            <w:r>
+              <w:t xml:space="preserve">한 문장 안의 점층(anaphora), 대시로 결론 연결</w:t>
+            </w:r>
+          </w:p>
+        </w:tc>
+      </w:tr>
+      <w:tr>
+        <w:tc>
+          <w:tcPr/>
+          <w:p>
+            <w:pPr>
+              <w:pStyle w:val="Compact"/>
+              <w:jc w:val="left"/>
+            </w:pPr>
+            <w:r>
+              <w:t xml:space="preserve">③ 부정 명령 3회</w:t>
+            </w:r>
+          </w:p>
+        </w:tc>
+        <w:tc>
+          <w:tcPr/>
+          <w:p>
+            <w:pPr>
+              <w:pStyle w:val="Compact"/>
+              <w:jc w:val="left"/>
+            </w:pPr>
+            <w:r>
+              <w:t xml:space="preserve">не звоните… Не звоните… Не звоните…</w:t>
+            </w:r>
+          </w:p>
+        </w:tc>
+        <w:tc>
+          <w:tcPr/>
+          <w:p>
+            <w:pPr>
+              <w:pStyle w:val="Compact"/>
+              <w:jc w:val="left"/>
+            </w:pPr>
+            <w:r>
+              <w:t xml:space="preserve">반복 금지</w:t>
+            </w:r>
+          </w:p>
+        </w:tc>
+      </w:tr>
+      <w:tr>
+        <w:tc>
+          <w:tcPr/>
+          <w:p>
+            <w:pPr>
+              <w:pStyle w:val="Compact"/>
+              <w:jc w:val="left"/>
+            </w:pPr>
+            <w:r>
+              <w:t xml:space="preserve">④ 긍정 명령</w:t>
+            </w:r>
+          </w:p>
+        </w:tc>
+        <w:tc>
+          <w:tcPr/>
+          <w:p>
+            <w:pPr>
+              <w:pStyle w:val="Compact"/>
+              <w:jc w:val="left"/>
+            </w:pPr>
+            <w:r>
+              <w:t xml:space="preserve">Нажмите кнопку «…».</w:t>
+            </w:r>
+          </w:p>
+        </w:tc>
+        <w:tc>
+          <w:tcPr/>
+          <w:p>
+            <w:pPr>
+              <w:pStyle w:val="Compact"/>
+              <w:jc w:val="left"/>
+            </w:pPr>
+            <w:r>
+              <w:t xml:space="preserve">완료상 명령</w:t>
+            </w:r>
+          </w:p>
+        </w:tc>
+      </w:tr>
+      <w:tr>
+        <w:tc>
+          <w:tcPr/>
+          <w:p>
+            <w:pPr>
+              <w:pStyle w:val="Compact"/>
+              <w:jc w:val="left"/>
+            </w:pPr>
+            <w:r>
+              <w:t xml:space="preserve">⑤ 재정의</w:t>
+            </w:r>
+          </w:p>
+        </w:tc>
+        <w:tc>
+          <w:tcPr/>
+          <w:p>
+            <w:pPr>
+              <w:pStyle w:val="Compact"/>
+              <w:jc w:val="left"/>
+            </w:pPr>
+            <w:r>
+              <w:t xml:space="preserve">Это не жалоба. Это работа для нас.</w:t>
+            </w:r>
+          </w:p>
+        </w:tc>
+        <w:tc>
+          <w:tcPr/>
+          <w:p>
+            <w:pPr>
+              <w:pStyle w:val="Compact"/>
+              <w:jc w:val="left"/>
+            </w:pPr>
+            <w:r>
+              <w:t xml:space="preserve">대조 정의</w:t>
+            </w:r>
+          </w:p>
+        </w:tc>
+      </w:tr>
+    </w:tbl>
+    <w:p>
+      <w:pPr>
+        <w:pStyle w:val="BodyText"/>
+      </w:pPr>
+      <w:r>
+        <w:rPr>
+          <w:bCs/>
+          <w:b/>
+        </w:rPr>
+        <w:t xml:space="preserve">활용 패턴:</w:t>
+      </w:r>
+      <w:r>
+        <w:t xml:space="preserve"> </w:t>
+      </w:r>
+      <w:r>
+        <w:t xml:space="preserve">“</w:t>
+      </w:r>
+      <w:r>
+        <w:t xml:space="preserve">И последнее. Если…, если…, если… — не… Не… Нажмите… Это не…, это…</w:t>
+      </w:r>
+      <w:r>
+        <w:t xml:space="preserve">”</w:t>
+      </w:r>
+      <w:r>
+        <w:t xml:space="preserve"> </w:t>
+      </w:r>
+      <w:r>
+        <w:rPr>
+          <w:bCs/>
+          <w:b/>
+        </w:rPr>
+        <w:t xml:space="preserve">연결 표현:</w:t>
+      </w:r>
+      <w:r>
+        <w:t xml:space="preserve"> </w:t>
+      </w:r>
+      <w:r>
+        <w:t xml:space="preserve">и последнее · если (반복) · это не… это…</w:t>
+      </w:r>
+      <w:r>
+        <w:t xml:space="preserve"> </w:t>
+      </w:r>
+      <w:r>
+        <w:rPr>
+          <w:bCs/>
+          <w:b/>
+        </w:rPr>
+        <w:t xml:space="preserve">연습:</w:t>
+      </w:r>
+      <w:r>
+        <w:t xml:space="preserve"> </w:t>
+      </w:r>
+      <w:r>
+        <w:t xml:space="preserve">고객에게 불만 창구를 알리는 연설의 마지막 부분을 35~60단어로.</w:t>
+      </w:r>
+    </w:p>
+    <w:bookmarkEnd w:id="30"/>
+    <w:bookmarkStart w:id="31" w:name="문법강세-노트"/>
+    <w:p>
+      <w:pPr>
+        <w:pStyle w:val="Heading3"/>
+      </w:pPr>
+      <w:r>
+        <w:t xml:space="preserve">⑤ 문법·강세 노트</w:t>
       </w:r>
     </w:p>
     <w:tbl>
@@ -3243,316 +3553,6 @@
               <w:jc w:val="left"/>
             </w:pPr>
             <w:r>
-              <w:t xml:space="preserve">구조</w:t>
-            </w:r>
-          </w:p>
-        </w:tc>
-        <w:tc>
-          <w:tcPr/>
-          <w:p>
-            <w:pPr>
-              <w:pStyle w:val="Compact"/>
-              <w:jc w:val="left"/>
-            </w:pPr>
-            <w:r>
-              <w:t xml:space="preserve">러시아어</w:t>
-            </w:r>
-          </w:p>
-        </w:tc>
-        <w:tc>
-          <w:tcPr/>
-          <w:p>
-            <w:pPr>
-              <w:pStyle w:val="Compact"/>
-              <w:jc w:val="left"/>
-            </w:pPr>
-            <w:r>
-              <w:t xml:space="preserve">기능</w:t>
-            </w:r>
-          </w:p>
-        </w:tc>
-      </w:tr>
-      <w:tr>
-        <w:tc>
-          <w:tcPr/>
-          <w:p>
-            <w:pPr>
-              <w:pStyle w:val="Compact"/>
-              <w:jc w:val="left"/>
-            </w:pPr>
-            <w:r>
-              <w:t xml:space="preserve">① 신호</w:t>
-            </w:r>
-          </w:p>
-        </w:tc>
-        <w:tc>
-          <w:tcPr/>
-          <w:p>
-            <w:pPr>
-              <w:pStyle w:val="Compact"/>
-              <w:jc w:val="left"/>
-            </w:pPr>
-            <w:r>
-              <w:t xml:space="preserve">И последнее.</w:t>
-            </w:r>
-          </w:p>
-        </w:tc>
-        <w:tc>
-          <w:tcPr/>
-          <w:p>
-            <w:pPr>
-              <w:pStyle w:val="Compact"/>
-              <w:jc w:val="left"/>
-            </w:pPr>
-            <w:r>
-              <w:t xml:space="preserve">연설의 마무리 표지</w:t>
-            </w:r>
-          </w:p>
-        </w:tc>
-      </w:tr>
-      <w:tr>
-        <w:tc>
-          <w:tcPr/>
-          <w:p>
-            <w:pPr>
-              <w:pStyle w:val="Compact"/>
-              <w:jc w:val="left"/>
-            </w:pPr>
-            <w:r>
-              <w:t xml:space="preserve">② 조건 4회 반복</w:t>
-            </w:r>
-          </w:p>
-        </w:tc>
-        <w:tc>
-          <w:tcPr/>
-          <w:p>
-            <w:pPr>
-              <w:pStyle w:val="Compact"/>
-              <w:jc w:val="left"/>
-            </w:pPr>
-            <w:r>
-              <w:t xml:space="preserve">Если… Если… Если… Если…</w:t>
-            </w:r>
-          </w:p>
-        </w:tc>
-        <w:tc>
-          <w:tcPr/>
-          <w:p>
-            <w:pPr>
-              <w:pStyle w:val="Compact"/>
-              <w:jc w:val="left"/>
-            </w:pPr>
-            <w:r>
-              <w:t xml:space="preserve">점층(anaphora)</w:t>
-            </w:r>
-          </w:p>
-        </w:tc>
-      </w:tr>
-      <w:tr>
-        <w:tc>
-          <w:tcPr/>
-          <w:p>
-            <w:pPr>
-              <w:pStyle w:val="Compact"/>
-              <w:jc w:val="left"/>
-            </w:pPr>
-            <w:r>
-              <w:t xml:space="preserve">③ 부정 명령 3회</w:t>
-            </w:r>
-          </w:p>
-        </w:tc>
-        <w:tc>
-          <w:tcPr/>
-          <w:p>
-            <w:pPr>
-              <w:pStyle w:val="Compact"/>
-              <w:jc w:val="left"/>
-            </w:pPr>
-            <w:r>
-              <w:t xml:space="preserve">Не звоните… Не звоните… Не звоните…</w:t>
-            </w:r>
-          </w:p>
-        </w:tc>
-        <w:tc>
-          <w:tcPr/>
-          <w:p>
-            <w:pPr>
-              <w:pStyle w:val="Compact"/>
-              <w:jc w:val="left"/>
-            </w:pPr>
-            <w:r>
-              <w:t xml:space="preserve">반복 금지</w:t>
-            </w:r>
-          </w:p>
-        </w:tc>
-      </w:tr>
-      <w:tr>
-        <w:tc>
-          <w:tcPr/>
-          <w:p>
-            <w:pPr>
-              <w:pStyle w:val="Compact"/>
-              <w:jc w:val="left"/>
-            </w:pPr>
-            <w:r>
-              <w:t xml:space="preserve">④ 긍정 명령</w:t>
-            </w:r>
-          </w:p>
-        </w:tc>
-        <w:tc>
-          <w:tcPr/>
-          <w:p>
-            <w:pPr>
-              <w:pStyle w:val="Compact"/>
-              <w:jc w:val="left"/>
-            </w:pPr>
-            <w:r>
-              <w:t xml:space="preserve">Нажмите кнопку.</w:t>
-            </w:r>
-          </w:p>
-        </w:tc>
-        <w:tc>
-          <w:tcPr/>
-          <w:p>
-            <w:pPr>
-              <w:pStyle w:val="Compact"/>
-              <w:jc w:val="left"/>
-            </w:pPr>
-            <w:r>
-              <w:t xml:space="preserve">완료상 명령</w:t>
-            </w:r>
-          </w:p>
-        </w:tc>
-      </w:tr>
-      <w:tr>
-        <w:tc>
-          <w:tcPr/>
-          <w:p>
-            <w:pPr>
-              <w:pStyle w:val="Compact"/>
-              <w:jc w:val="left"/>
-            </w:pPr>
-            <w:r>
-              <w:t xml:space="preserve">⑤ 재정의</w:t>
-            </w:r>
-          </w:p>
-        </w:tc>
-        <w:tc>
-          <w:tcPr/>
-          <w:p>
-            <w:pPr>
-              <w:pStyle w:val="Compact"/>
-              <w:jc w:val="left"/>
-            </w:pPr>
-            <w:r>
-              <w:t xml:space="preserve">Это не жалоба. Это работа для нас.</w:t>
-            </w:r>
-          </w:p>
-        </w:tc>
-        <w:tc>
-          <w:tcPr/>
-          <w:p>
-            <w:pPr>
-              <w:pStyle w:val="Compact"/>
-              <w:jc w:val="left"/>
-            </w:pPr>
-            <w:r>
-              <w:t xml:space="preserve">대조 정의</w:t>
-            </w:r>
-          </w:p>
-        </w:tc>
-      </w:tr>
-    </w:tbl>
-    <w:p>
-      <w:pPr>
-        <w:pStyle w:val="BodyText"/>
-      </w:pPr>
-      <w:r>
-        <w:rPr>
-          <w:bCs/>
-          <w:b/>
-        </w:rPr>
-        <w:t xml:space="preserve">활용 패턴:</w:t>
-      </w:r>
-      <w:r>
-        <w:t xml:space="preserve"> </w:t>
-      </w:r>
-      <w:r>
-        <w:t xml:space="preserve">“</w:t>
-      </w:r>
-      <w:r>
-        <w:t xml:space="preserve">И последнее. Если… Если… Не… Не… … Это не…, это…</w:t>
-      </w:r>
-      <w:r>
-        <w:t xml:space="preserve">”</w:t>
-      </w:r>
-      <w:r>
-        <w:t xml:space="preserve"> </w:t>
-      </w:r>
-      <w:r>
-        <w:rPr>
-          <w:bCs/>
-          <w:b/>
-        </w:rPr>
-        <w:t xml:space="preserve">연결 표현:</w:t>
-      </w:r>
-      <w:r>
-        <w:t xml:space="preserve"> </w:t>
-      </w:r>
-      <w:r>
-        <w:t xml:space="preserve">и последнее · если (반복) · это не… это…</w:t>
-      </w:r>
-      <w:r>
-        <w:t xml:space="preserve"> </w:t>
-      </w:r>
-      <w:r>
-        <w:rPr>
-          <w:bCs/>
-          <w:b/>
-        </w:rPr>
-        <w:t xml:space="preserve">연습:</w:t>
-      </w:r>
-      <w:r>
-        <w:t xml:space="preserve"> </w:t>
-      </w:r>
-      <w:r>
-        <w:t xml:space="preserve">고객에게 불만 창구를 알리는 연설의 마지막 부분을 30~40단어로.</w:t>
-      </w:r>
-    </w:p>
-    <w:bookmarkEnd w:id="30"/>
-    <w:bookmarkStart w:id="31" w:name="문법강세-노트"/>
-    <w:p>
-      <w:pPr>
-        <w:pStyle w:val="Heading3"/>
-      </w:pPr>
-      <w:r>
-        <w:t xml:space="preserve">⑤ 문법·강세 노트</w:t>
-      </w:r>
-    </w:p>
-    <w:tbl>
-      <w:tblPr>
-        <w:tblStyle w:val="Table"/>
-        <w:tblW w:type="auto" w:w="0"/>
-        <w:tblLook w:firstRow="1" w:lastRow="0" w:firstColumn="0" w:lastColumn="0" w:noHBand="0" w:noVBand="0" w:val="0020"/>
-        <w:jc w:val="start"/>
-      </w:tblPr>
-      <w:tblGrid>
-        <w:gridCol w:w="2640"/>
-        <w:gridCol w:w="2640"/>
-        <w:gridCol w:w="2640"/>
-      </w:tblGrid>
-      <w:tr>
-        <w:trPr>
-          <w:tblHeader w:val="true"/>
-        </w:trPr>
-        <w:tc>
-          <w:tcPr/>
-          <w:p>
-            <w:pPr>
-              <w:pStyle w:val="Compact"/>
-              <w:jc w:val="left"/>
-            </w:pPr>
-            <w:r>
               <w:t xml:space="preserve">단어</w:t>
             </w:r>
           </w:p>
@@ -3966,55 +3966,55 @@
         <w:pStyle w:val="FirstParagraph"/>
       </w:pPr>
       <w:r>
-        <w:t xml:space="preserve">올가: 떴어. 등록부. 스물세 번째 새로 고침. 「라도가」. 제조자 — 「모스트 메디컬」. 생산 시설 — 세진, 원주.</w:t>
-      </w:r>
-    </w:p>
-    <w:p>
-      <w:pPr>
-        <w:pStyle w:val="BodyText"/>
-      </w:pPr>
-      <w:r>
-        <w:t xml:space="preserve">이리나: 서명일은요?</w:t>
-      </w:r>
-    </w:p>
-    <w:p>
-      <w:pPr>
-        <w:pStyle w:val="BodyText"/>
-      </w:pPr>
-      <w:r>
-        <w:t xml:space="preserve">올가: 어제. 3월 18일. 번호는… 잠깐. 아무도 읽지 마.</w:t>
-      </w:r>
-    </w:p>
-    <w:p>
-      <w:pPr>
-        <w:pStyle w:val="BodyText"/>
-      </w:pPr>
-      <w:r>
-        <w:t xml:space="preserve">알렉세이: 안 읽어. 왜?</w:t>
-      </w:r>
-    </w:p>
-    <w:p>
-      <w:pPr>
-        <w:pStyle w:val="BodyText"/>
-      </w:pPr>
-      <w:r>
-        <w:t xml:space="preserve">올가: 지난번엔 네 아버지가 번호를 제일 먼저 들으셨잖아. 전화로. 한 자리씩. 전통이야.</w:t>
-      </w:r>
-    </w:p>
-    <w:p>
-      <w:pPr>
-        <w:pStyle w:val="BodyText"/>
-      </w:pPr>
-      <w:r>
-        <w:t xml:space="preserve">알렉세이: 아빠. 전화할게. 아빠? 료샤예요. 연필 드세요. 귀에 꽂힌 그거.</w:t>
-      </w:r>
-    </w:p>
-    <w:p>
-      <w:pPr>
-        <w:pStyle w:val="BodyText"/>
-      </w:pPr>
-      <w:r>
-        <w:t xml:space="preserve">니콜라이: 들었다. 귀에 꽂힌 지 41년째. 불러라. 천천히. 도면 오류 하나면 — 로트 전체 불량이야.</w:t>
+        <w:t xml:space="preserve">올가: 떴어! 등록부를 스물세 번째 새로 고침 했더니 이거야. 「라도가」, 제조자 — 「모스트 메디컬」, 생산 시설 — 세진, 원주.</w:t>
+      </w:r>
+    </w:p>
+    <w:p>
+      <w:pPr>
+        <w:pStyle w:val="BodyText"/>
+      </w:pPr>
+      <w:r>
+        <w:t xml:space="preserve">이리나: 서명일은요? 빨리 말해 줘요, 더는 못 기다리겠어요.</w:t>
+      </w:r>
+    </w:p>
+    <w:p>
+      <w:pPr>
+        <w:pStyle w:val="BodyText"/>
+      </w:pPr>
+      <w:r>
+        <w:t xml:space="preserve">올가: 어제, 3월 18일. 번호는… 잠깐, 아무도 소리 내서 읽지 마.</w:t>
+      </w:r>
+    </w:p>
+    <w:p>
+      <w:pPr>
+        <w:pStyle w:val="BodyText"/>
+      </w:pPr>
+      <w:r>
+        <w:t xml:space="preserve">알렉세이: 안 읽어, 약속해. 그런데 왜, 올랴?</w:t>
+      </w:r>
+    </w:p>
+    <w:p>
+      <w:pPr>
+        <w:pStyle w:val="BodyText"/>
+      </w:pPr>
+      <w:r>
+        <w:t xml:space="preserve">올가: 지난번엔 네 아버지가 전화로, 한 자리씩 번호를 제일 먼저 들으셨잖아. 이제 전통이야.</w:t>
+      </w:r>
+    </w:p>
+    <w:p>
+      <w:pPr>
+        <w:pStyle w:val="BodyText"/>
+      </w:pPr>
+      <w:r>
+        <w:t xml:space="preserve">알렉세이: 그럼 아빠한테 전화할게. 아빠? 료샤예요. 연필 드세요, 귀에 꽂힌 그거요.</w:t>
+      </w:r>
+    </w:p>
+    <w:p>
+      <w:pPr>
+        <w:pStyle w:val="BodyText"/>
+      </w:pPr>
+      <w:r>
+        <w:t xml:space="preserve">니콜라이: 들었다, 귀에 꽂힌 지 41년째다. 천천히 불러라. 도면 오류 하나면 로트 전체가 불량이야.</w:t>
       </w:r>
     </w:p>
     <w:p>
@@ -4030,31 +4030,31 @@
         <w:pStyle w:val="BodyText"/>
       </w:pPr>
       <w:r>
-        <w:t xml:space="preserve">니콜라이: 1… 4… 0… 7… 2. 적었다. 파란 일지 표지에. 「라도가」용.</w:t>
-      </w:r>
-    </w:p>
-    <w:p>
-      <w:pPr>
-        <w:pStyle w:val="BodyText"/>
-      </w:pPr>
-      <w:r>
-        <w:t xml:space="preserve">리타: 니콜라이 페트로비치, 마르가리타예요. 5로트가 월요일부터 창고에 있어요. 입고 검사는 — 선생님 몫이에요.</w:t>
-      </w:r>
-    </w:p>
-    <w:p>
-      <w:pPr>
-        <w:pStyle w:val="BodyText"/>
-      </w:pPr>
-      <w:r>
-        <w:t xml:space="preserve">니콜라이: 어제 검사했어요. 상자 온전. 홀로그램 — 얼음. 기록계 — 내내 영상 4도. 서명했어요.</w:t>
-      </w:r>
-    </w:p>
-    <w:p>
-      <w:pPr>
-        <w:pStyle w:val="BodyText"/>
-      </w:pPr>
-      <w:r>
-        <w:t xml:space="preserve">리타: 그럼 출하할게요. 5로트 — 시장으로. 첫 번째. 서명 — 내 것. 시각 — 10시 20분.</w:t>
+        <w:t xml:space="preserve">니콜라이: 1… 4… 0… 7… 2. 「라도가」용 파란 일지 표지에 적었다.</w:t>
+      </w:r>
+    </w:p>
+    <w:p>
+      <w:pPr>
+        <w:pStyle w:val="BodyText"/>
+      </w:pPr>
+      <w:r>
+        <w:t xml:space="preserve">리타: 니콜라이 페트로비치, 마르가리타예요. 5로트가 월요일부터 창고에 있고, 입고 검사는 선생님 몫이에요.</w:t>
+      </w:r>
+    </w:p>
+    <w:p>
+      <w:pPr>
+        <w:pStyle w:val="BodyText"/>
+      </w:pPr>
+      <w:r>
+        <w:t xml:space="preserve">니콜라이: 어제 검사했어요. 상자 온전하고, 홀로그램은 얼음이고, 기록계는 내내 영상 4도였어요. 서명했어요.</w:t>
+      </w:r>
+    </w:p>
+    <w:p>
+      <w:pPr>
+        <w:pStyle w:val="BodyText"/>
+      </w:pPr>
+      <w:r>
+        <w:t xml:space="preserve">리타: 그럼 5로트를 첫 번째로 시장에 출하할게요. 서명은 내 것, 시각은 10시 20분.</w:t>
       </w:r>
     </w:p>
     <w:p>
@@ -4070,15 +4070,15 @@
         <w:pStyle w:val="BodyText"/>
       </w:pPr>
       <w:r>
-        <w:t xml:space="preserve">알렉세이: 아빠, 들었어요? 팔아도 된대요.</w:t>
-      </w:r>
-    </w:p>
-    <w:p>
-      <w:pPr>
-        <w:pStyle w:val="BodyText"/>
-      </w:pPr>
-      <w:r>
-        <w:t xml:space="preserve">니콜라이: 들었다. 할머니께 전화해라. 직접. 내가 말고. 할머니는 번호가 아니라 상자를 기다리셨어.</w:t>
+        <w:t xml:space="preserve">알렉세이: 아빠, 들었어요? 드디어 팔아도 된대요.</w:t>
+      </w:r>
+    </w:p>
+    <w:p>
+      <w:pPr>
+        <w:pStyle w:val="BodyText"/>
+      </w:pPr>
+      <w:r>
+        <w:t xml:space="preserve">니콜라이: 들었다. 이제 할머니께 네가 직접 전화해라, 내가 말고. 할머니는 번호가 아니라 상자를 기다리셨어.</w:t>
       </w:r>
     </w:p>
     <w:bookmarkEnd w:id="33"/>
@@ -4096,7 +4096,7 @@
         <w:pStyle w:val="FirstParagraph"/>
       </w:pPr>
       <w:r>
-        <w:t xml:space="preserve">바르바라: 형식. 마리나 말대로 — 조용히. 무대 없이. 조명 없이. 의사 80명. 인증서 있는 사람만.</w:t>
+        <w:t xml:space="preserve">바르바라: 이제 형식이요. 마리나 말대로 전부 조용히 할 거예요. 무대도 조명도 없이. 의사 80명, 인증서 있는 사람만요.</w:t>
       </w:r>
     </w:p>
     <w:p>
@@ -4112,263 +4112,263 @@
         <w:pStyle w:val="BodyText"/>
       </w:pPr>
       <w:r>
-        <w:t xml:space="preserve">바르바라: 80명은 — 첫 번째 사람들. 제일 먼저 시험에 붙은 사람들. 나머지는 그들한테서 듣게 돼요. 그게 바로 「조용히」예요.</w:t>
-      </w:r>
-    </w:p>
-    <w:p>
-      <w:pPr>
-        <w:pStyle w:val="BodyText"/>
-      </w:pPr>
-      <w:r>
-        <w:t xml:space="preserve">올가: 형식은 — 「임상의 밤」. 「제품 발표회」가 아니라. 법적으로 — 질문이 적어요. 전문가 대상 강의.</w:t>
-      </w:r>
-    </w:p>
-    <w:p>
-      <w:pPr>
-        <w:pStyle w:val="BodyText"/>
-      </w:pPr>
-      <w:r>
-        <w:t xml:space="preserve">코르닐로바: 강의. 그건 할 줄 알아요. 누가 하죠?</w:t>
-      </w:r>
-    </w:p>
-    <w:p>
-      <w:pPr>
-        <w:pStyle w:val="BodyText"/>
-      </w:pPr>
-      <w:r>
-        <w:t xml:space="preserve">바르바라: 선생님이요. 원고를 썼어요. 20분. 여기요.</w:t>
-      </w:r>
-    </w:p>
-    <w:p>
-      <w:pPr>
-        <w:pStyle w:val="BodyText"/>
-      </w:pPr>
-      <w:r>
-        <w:t xml:space="preserve">코르닐로바: 바르바라. 30년 동안 남의 글을 소리 내 읽어 본 적이 없어요. 학위 논문 심사 때도.</w:t>
-      </w:r>
-    </w:p>
-    <w:p>
-      <w:pPr>
-        <w:pStyle w:val="BodyText"/>
-      </w:pPr>
-      <w:r>
-        <w:t xml:space="preserve">바르바라: 남의 글이 아니에요. 선생님 말이에요. 반년 동안 회의 때마다 수첩에 받아 적었어요. 「새벽 3시의 몇 분은 피부다」. 「문턱」. 「같은 젤 — 더 큰 책임」. 20분이 되게 순서만 정했어요. 그 안의 전부가 — 선생님 거예요.</w:t>
-      </w:r>
-    </w:p>
-    <w:p>
-      <w:pPr>
-        <w:pStyle w:val="BodyText"/>
-      </w:pPr>
-      <w:r>
-        <w:t xml:space="preserve">코르닐로바: 내 말을 당신 순서로 놓으면 — 이미 당신 글이에요. 내가 직접 말할게요. 종이 없이.</w:t>
-      </w:r>
-    </w:p>
-    <w:p>
-      <w:pPr>
-        <w:pStyle w:val="BodyText"/>
-      </w:pPr>
-      <w:r>
-        <w:t xml:space="preserve">바르바라: 종이 없이요? 20분을?</w:t>
-      </w:r>
-    </w:p>
-    <w:p>
-      <w:pPr>
-        <w:pStyle w:val="BodyText"/>
-      </w:pPr>
-      <w:r>
-        <w:t xml:space="preserve">코르닐로바: 12분. 의사들은 12분 넘게 안 들어요. 시험장에서 확인했어요.</w:t>
-      </w:r>
-    </w:p>
-    <w:p>
-      <w:pPr>
-        <w:pStyle w:val="BodyText"/>
-      </w:pPr>
-      <w:r>
-        <w:t xml:space="preserve">알렉세이: 바랴, 직접 하시게 둬요. 어떤 원고보다 나아요.</w:t>
-      </w:r>
-    </w:p>
-    <w:p>
-      <w:pPr>
-        <w:pStyle w:val="BodyText"/>
-      </w:pPr>
-      <w:r>
-        <w:t xml:space="preserve">바르바라: 알아요. 그냥 무서워요. 말을 내가 통제하지 못하는 첫 출시라서요.</w:t>
-      </w:r>
-    </w:p>
-    <w:p>
-      <w:pPr>
-        <w:pStyle w:val="BodyText"/>
-      </w:pPr>
-      <w:r>
-        <w:t xml:space="preserve">코르닐로바: 무서운 게 맞아요. 마음을 쓴다는 뜻이니까. 첫 주사 전의 의사처럼.</w:t>
-      </w:r>
-    </w:p>
-    <w:p>
-      <w:pPr>
-        <w:pStyle w:val="BodyText"/>
-      </w:pPr>
-      <w:r>
-        <w:t xml:space="preserve">리타: 통제 얘기 해도 돼요? 출시 체크리스트. 5·6로트 — 출하 완료, 내 서명. 7로트 — 니콜라이 페트로비치가 입고 검사 중, 서두르지 않으세요. 「시술 이후」 프로그램 — 절차 네 개 서명 완료. 보험사 — 첫 주사기 8천 개분 증권 준비. 번호는 로트와 일치. 표본으로 확인했어요.</w:t>
-      </w:r>
-    </w:p>
-    <w:p>
-      <w:pPr>
-        <w:pStyle w:val="BodyText"/>
-      </w:pPr>
-      <w:r>
-        <w:t xml:space="preserve">키릴: 「프로그램이 작동하지 않음」 버튼 — 금요일부터 채널에 있어요. 직접 테스트했어요. 세 번.</w:t>
-      </w:r>
-    </w:p>
-    <w:p>
-      <w:pPr>
-        <w:pStyle w:val="BodyText"/>
-      </w:pPr>
-      <w:r>
-        <w:t xml:space="preserve">리타: 낮에 세 번. 밤에는요?</w:t>
-      </w:r>
-    </w:p>
-    <w:p>
-      <w:pPr>
-        <w:pStyle w:val="BodyText"/>
-      </w:pPr>
-      <w:r>
-        <w:t xml:space="preserve">키릴: 밤에도요. 새벽 3시에. 작동했어요.</w:t>
-      </w:r>
-    </w:p>
-    <w:p>
-      <w:pPr>
-        <w:pStyle w:val="BodyText"/>
-      </w:pPr>
-      <w:r>
-        <w:t xml:space="preserve">이리나: 가격 — 1만 2천. 가격표에. 작게. 마리나가 시킨 대로.</w:t>
-      </w:r>
-    </w:p>
-    <w:p>
-      <w:pPr>
-        <w:pStyle w:val="BodyText"/>
-      </w:pPr>
-      <w:r>
-        <w:t xml:space="preserve">디마: 우리 매니저들은 한 문장을 알아요. 「같은 젤. 더 큰 책임」. 제냐가 일주일 가르쳤어요.</w:t>
-      </w:r>
-    </w:p>
-    <w:p>
-      <w:pPr>
-        <w:pStyle w:val="BodyText"/>
-      </w:pPr>
-      <w:r>
-        <w:t xml:space="preserve">올가: 손님. 세진 — 도윤, 소희, 최 부사장. 대표님은 안 오셔 — 의사가 막았대. 혈압.</w:t>
-      </w:r>
-    </w:p>
-    <w:p>
-      <w:pPr>
-        <w:pStyle w:val="BodyText"/>
-      </w:pPr>
-      <w:r>
-        <w:t xml:space="preserve">알렉세이: 윤 대표님이 아프셔? 도윤이 말 안 했는데.</w:t>
-      </w:r>
-    </w:p>
-    <w:p>
-      <w:pPr>
-        <w:pStyle w:val="BodyText"/>
-      </w:pPr>
-      <w:r>
-        <w:t xml:space="preserve">올가: 도윤이 나한테 말했어. 너한테는 아니고. 대표님이 출시 전엔 너한테 말하지 말라고 하셨대. 「그 사람은 의사들 생각을 하게 둬라」.</w:t>
-      </w:r>
-    </w:p>
-    <w:p>
-      <w:pPr>
-        <w:pStyle w:val="BodyText"/>
-      </w:pPr>
-      <w:r>
-        <w:t xml:space="preserve">알렉세이: 그럼 의사들 생각할게. 끝나고 — 대표님께 전화하고.</w:t>
-      </w:r>
-    </w:p>
-    <w:p>
-      <w:pPr>
-        <w:pStyle w:val="BodyText"/>
-      </w:pPr>
-      <w:r>
-        <w:t xml:space="preserve">올가: 파트너 — 마리나, 루스템, 자보드치코프. 프로호로프와 트카치는 — 화상으로.</w:t>
-      </w:r>
-    </w:p>
-    <w:p>
-      <w:pPr>
-        <w:pStyle w:val="BodyText"/>
-      </w:pPr>
-      <w:r>
-        <w:t xml:space="preserve">이리나: 나자로바는요?</w:t>
-      </w:r>
-    </w:p>
-    <w:p>
-      <w:pPr>
-        <w:pStyle w:val="BodyText"/>
-      </w:pPr>
-      <w:r>
-        <w:t xml:space="preserve">올가: 감독 기관은 출시에 초대하지 않아. 절대. 아무리 보여 주고 싶어도.</w:t>
-      </w:r>
-    </w:p>
-    <w:p>
-      <w:pPr>
-        <w:pStyle w:val="BodyText"/>
-      </w:pPr>
-      <w:r>
-        <w:t xml:space="preserve">알렉세이: 보여 주고 싶었어. 솔직히. 우리가 서두르지 않았다는 걸.</w:t>
-      </w:r>
-    </w:p>
-    <w:p>
-      <w:pPr>
-        <w:pStyle w:val="BodyText"/>
-      </w:pPr>
-      <w:r>
-        <w:t xml:space="preserve">올가: 감시 보고서에서 보실 거야. 1년 뒤에. 그게 최고의 초대장이야.</w:t>
-      </w:r>
-    </w:p>
-    <w:p>
-      <w:pPr>
-        <w:pStyle w:val="BodyText"/>
-      </w:pPr>
-      <w:r>
-        <w:t xml:space="preserve">코르닐로바: 그리고 마지막. 샴페인은 — 나중에. 먼저 말고. 강의 전에 마신 의사는 — 안 들어요.</w:t>
-      </w:r>
-    </w:p>
-    <w:p>
-      <w:pPr>
-        <w:pStyle w:val="BodyText"/>
-      </w:pPr>
-      <w:r>
-        <w:t xml:space="preserve">바르바라: 나중에. 약속해요. 그리고 — 음악도 없이요?</w:t>
-      </w:r>
-    </w:p>
-    <w:p>
-      <w:pPr>
-        <w:pStyle w:val="BodyText"/>
-      </w:pPr>
-      <w:r>
-        <w:t xml:space="preserve">코르닐로바: 음악 없이. 음악은 — 할 말이 없을 때 트는 거예요.</w:t>
-      </w:r>
-    </w:p>
-    <w:p>
-      <w:pPr>
-        <w:pStyle w:val="BodyText"/>
-      </w:pPr>
-      <w:r>
-        <w:t xml:space="preserve">디마: 누가 가격을 물으면요? 모두 앞에서?</w:t>
-      </w:r>
-    </w:p>
-    <w:p>
-      <w:pPr>
-        <w:pStyle w:val="BodyText"/>
-      </w:pPr>
-      <w:r>
-        <w:t xml:space="preserve">코르닐로바: 그럼 내가 답해요. 모두 앞에서. 내 밤이니까.</w:t>
-      </w:r>
-    </w:p>
-    <w:p>
-      <w:pPr>
-        <w:pStyle w:val="BodyText"/>
-      </w:pPr>
-      <w:r>
-        <w:t xml:space="preserve">바르바라: 좋아요. 항복이에요. 12분, 종이 없이, 음악 없이, 샴페인은 — 나중에.</w:t>
+        <w:t xml:space="preserve">바르바라: 80명은 첫 번째 사람들, 제일 먼저 시험에 붙은 사람들이에요. 나머지는 그들한테서 듣게 되고, 그게 바로 「조용히」예요.</w:t>
+      </w:r>
+    </w:p>
+    <w:p>
+      <w:pPr>
+        <w:pStyle w:val="BodyText"/>
+      </w:pPr>
+      <w:r>
+        <w:t xml:space="preserve">올가: 형식은 「제품 발표회」가 아니라 「임상의 밤」이에요. 전문가 대상 강의라서 법적으로 질문이 적어요.</w:t>
+      </w:r>
+    </w:p>
+    <w:p>
+      <w:pPr>
+        <w:pStyle w:val="BodyText"/>
+      </w:pPr>
+      <w:r>
+        <w:t xml:space="preserve">코르닐로바: 강의라면 할 줄 알아요. 그런데 누가 하죠?</w:t>
+      </w:r>
+    </w:p>
+    <w:p>
+      <w:pPr>
+        <w:pStyle w:val="BodyText"/>
+      </w:pPr>
+      <w:r>
+        <w:t xml:space="preserve">바르바라: 선생님이요. 20분짜리 원고를 썼어요, 여기요.</w:t>
+      </w:r>
+    </w:p>
+    <w:p>
+      <w:pPr>
+        <w:pStyle w:val="BodyText"/>
+      </w:pPr>
+      <w:r>
+        <w:t xml:space="preserve">코르닐로바: 바르바라, 30년 동안 남의 글을 소리 내 읽어 본 적이 없어요. 학위 논문 심사 때도요.</w:t>
+      </w:r>
+    </w:p>
+    <w:p>
+      <w:pPr>
+        <w:pStyle w:val="BodyText"/>
+      </w:pPr>
+      <w:r>
+        <w:t xml:space="preserve">바르바라: 남의 글이 아니라 선생님 말이에요. 반년 동안 회의 때마다 수첩에 받아 적었어요. 「새벽 3시의 몇 분은 피부다」, 「문턱」, 「같은 젤 — 더 큰 책임」. 20분이 되게 순서만 정했을 뿐, 그 안의 전부가 선생님 거예요.</w:t>
+      </w:r>
+    </w:p>
+    <w:p>
+      <w:pPr>
+        <w:pStyle w:val="BodyText"/>
+      </w:pPr>
+      <w:r>
+        <w:t xml:space="preserve">코르닐로바: 내 말을 당신 순서로 놓으면 이미 당신 글이에요. 그러니까 종이 없이 내가 직접 말할게요.</w:t>
+      </w:r>
+    </w:p>
+    <w:p>
+      <w:pPr>
+        <w:pStyle w:val="BodyText"/>
+      </w:pPr>
+      <w:r>
+        <w:t xml:space="preserve">바르바라: 종이 없이요? 꼬박 20분을 아무 메모도 없이요?</w:t>
+      </w:r>
+    </w:p>
+    <w:p>
+      <w:pPr>
+        <w:pStyle w:val="BodyText"/>
+      </w:pPr>
+      <w:r>
+        <w:t xml:space="preserve">코르닐로바: 12분이요. 의사들은 12분 넘게 안 들어요. 시험장에서 확인했어요.</w:t>
+      </w:r>
+    </w:p>
+    <w:p>
+      <w:pPr>
+        <w:pStyle w:val="BodyText"/>
+      </w:pPr>
+      <w:r>
+        <w:t xml:space="preserve">알렉세이: 바랴, 직접 하시게 둬요. 믿어요, 어떤 원고보다 나아요.</w:t>
+      </w:r>
+    </w:p>
+    <w:p>
+      <w:pPr>
+        <w:pStyle w:val="BodyText"/>
+      </w:pPr>
+      <w:r>
+        <w:t xml:space="preserve">바르바라: 알아요, 그냥 무서워요. 말을 내가 통제하지 못하는 첫 출시라서요.</w:t>
+      </w:r>
+    </w:p>
+    <w:p>
+      <w:pPr>
+        <w:pStyle w:val="BodyText"/>
+      </w:pPr>
+      <w:r>
+        <w:t xml:space="preserve">코르닐로바: 무서운 게 맞아요. 첫 주사 전의 의사처럼, 마음을 쓴다는 뜻이니까요.</w:t>
+      </w:r>
+    </w:p>
+    <w:p>
+      <w:pPr>
+        <w:pStyle w:val="BodyText"/>
+      </w:pPr>
+      <w:r>
+        <w:t xml:space="preserve">리타: 통제 얘기 해도 돼요? 출시 체크리스트예요. 5·6로트는 출하 완료, 내 서명. 7로트는 니콜라이 페트로비치가 서두르지 않고 입고 검사 중이에요. 「시술 이후」 프로그램 절차 네 개 서명 완료. 보험사는 첫 주사기 8천 개분 증권을 준비했고, 번호가 로트와 일치해요. 표본으로 확인했어요.</w:t>
+      </w:r>
+    </w:p>
+    <w:p>
+      <w:pPr>
+        <w:pStyle w:val="BodyText"/>
+      </w:pPr>
+      <w:r>
+        <w:t xml:space="preserve">키릴: 「프로그램이 작동하지 않음」 버튼은 금요일부터 채널에서 작동해요. 직접 세 번 테스트했어요.</w:t>
+      </w:r>
+    </w:p>
+    <w:p>
+      <w:pPr>
+        <w:pStyle w:val="BodyText"/>
+      </w:pPr>
+      <w:r>
+        <w:t xml:space="preserve">리타: 낮에 세 번은 알겠어요. 밤에도 확인했어요?</w:t>
+      </w:r>
+    </w:p>
+    <w:p>
+      <w:pPr>
+        <w:pStyle w:val="BodyText"/>
+      </w:pPr>
+      <w:r>
+        <w:t xml:space="preserve">키릴: 밤에도, 새벽 3시에 확인했어요. 문제없이 작동했어요.</w:t>
+      </w:r>
+    </w:p>
+    <w:p>
+      <w:pPr>
+        <w:pStyle w:val="BodyText"/>
+      </w:pPr>
+      <w:r>
+        <w:t xml:space="preserve">이리나: 가격은 1만 2천이고, 마리나가 시킨 대로 가격표에 작게 있어요.</w:t>
+      </w:r>
+    </w:p>
+    <w:p>
+      <w:pPr>
+        <w:pStyle w:val="BodyText"/>
+      </w:pPr>
+      <w:r>
+        <w:t xml:space="preserve">디마: 우리 매니저들은 「같은 젤. 더 큰 책임」이라는 한 문장을 알아요. 제냐가 꼬박 일주일 가르쳤어요.</w:t>
+      </w:r>
+    </w:p>
+    <w:p>
+      <w:pPr>
+        <w:pStyle w:val="BodyText"/>
+      </w:pPr>
+      <w:r>
+        <w:t xml:space="preserve">올가: 이제 손님이요. 세진에서는 도윤, 소희, 최 부사장이 와. 대표님은 의사가 막아서 안 오셔. 혈압이래.</w:t>
+      </w:r>
+    </w:p>
+    <w:p>
+      <w:pPr>
+        <w:pStyle w:val="BodyText"/>
+      </w:pPr>
+      <w:r>
+        <w:t xml:space="preserve">알렉세이: 윤 대표님이 아프셔? 도윤은 나한테 아무 말도 안 했는데.</w:t>
+      </w:r>
+    </w:p>
+    <w:p>
+      <w:pPr>
+        <w:pStyle w:val="BodyText"/>
+      </w:pPr>
+      <w:r>
+        <w:t xml:space="preserve">올가: 도윤이 너 말고 나한테 말했어. 대표님이 출시 전엔 너한테 말하지 말라고 하셨대. 「그 사람은 의사들 생각을 하게 둬라」.</w:t>
+      </w:r>
+    </w:p>
+    <w:p>
+      <w:pPr>
+        <w:pStyle w:val="BodyText"/>
+      </w:pPr>
+      <w:r>
+        <w:t xml:space="preserve">알렉세이: 그럼 의사들 생각할게. 출시 끝나면 바로 대표님께 전화하고.</w:t>
+      </w:r>
+    </w:p>
+    <w:p>
+      <w:pPr>
+        <w:pStyle w:val="BodyText"/>
+      </w:pPr>
+      <w:r>
+        <w:t xml:space="preserve">올가: 파트너는 마리나, 루스템, 자보드치코프가 오고, 프로호로프와 트카치는 화상으로 연결해.</w:t>
+      </w:r>
+    </w:p>
+    <w:p>
+      <w:pPr>
+        <w:pStyle w:val="BodyText"/>
+      </w:pPr>
+      <w:r>
+        <w:t xml:space="preserve">이리나: 나자로바는요? 그분은 초대 안 해요?</w:t>
+      </w:r>
+    </w:p>
+    <w:p>
+      <w:pPr>
+        <w:pStyle w:val="BodyText"/>
+      </w:pPr>
+      <w:r>
+        <w:t xml:space="preserve">올가: 감독 기관은 출시에 절대 초대하지 않아. 아무리 뭔가 보여 주고 싶어도.</w:t>
+      </w:r>
+    </w:p>
+    <w:p>
+      <w:pPr>
+        <w:pStyle w:val="BodyText"/>
+      </w:pPr>
+      <w:r>
+        <w:t xml:space="preserve">알렉세이: 솔직히 초대하고 싶었어. 우리가 서두르지 않았다는 걸 보여 드리고 싶었지.</w:t>
+      </w:r>
+    </w:p>
+    <w:p>
+      <w:pPr>
+        <w:pStyle w:val="BodyText"/>
+      </w:pPr>
+      <w:r>
+        <w:t xml:space="preserve">올가: 1년 뒤 감시 보고서에서 보실 거야. 그게 있을 수 있는 최고의 초대장이야.</w:t>
+      </w:r>
+    </w:p>
+    <w:p>
+      <w:pPr>
+        <w:pStyle w:val="BodyText"/>
+      </w:pPr>
+      <w:r>
+        <w:t xml:space="preserve">코르닐로바: 그리고 마지막으로, 샴페인은 먼저가 아니라 나중에요. 강의 전에 마신 의사는 안 들어요.</w:t>
+      </w:r>
+    </w:p>
+    <w:p>
+      <w:pPr>
+        <w:pStyle w:val="BodyText"/>
+      </w:pPr>
+      <w:r>
+        <w:t xml:space="preserve">바르바라: 나중에, 약속해요. 그럼 음악도 아예 없는 거예요?</w:t>
+      </w:r>
+    </w:p>
+    <w:p>
+      <w:pPr>
+        <w:pStyle w:val="BodyText"/>
+      </w:pPr>
+      <w:r>
+        <w:t xml:space="preserve">코르닐로바: 음악 없이요. 음악은 — 할 말이 없을 때 트는 거예요.</w:t>
+      </w:r>
+    </w:p>
+    <w:p>
+      <w:pPr>
+        <w:pStyle w:val="BodyText"/>
+      </w:pPr>
+      <w:r>
+        <w:t xml:space="preserve">디마: 누가 모두 앞에서 대놓고 가격을 물으면요?</w:t>
+      </w:r>
+    </w:p>
+    <w:p>
+      <w:pPr>
+        <w:pStyle w:val="BodyText"/>
+      </w:pPr>
+      <w:r>
+        <w:t xml:space="preserve">코르닐로바: 그럼 내가 모두 앞에서 답해요. 내 밤이니까요.</w:t>
+      </w:r>
+    </w:p>
+    <w:p>
+      <w:pPr>
+        <w:pStyle w:val="BodyText"/>
+      </w:pPr>
+      <w:r>
+        <w:t xml:space="preserve">바르바라: 좋아요, 항복이에요. 12분, 종이 없이, 음악 없이, 샴페인은 나중에.</w:t>
       </w:r>
     </w:p>
     <w:bookmarkEnd w:id="34"/>
@@ -4386,239 +4386,239 @@
         <w:pStyle w:val="FirstParagraph"/>
       </w:pPr>
       <w:r>
-        <w:t xml:space="preserve">코르닐로바: 안녕하세요, 동료 여러분. 앉으세요. 이게 어떤 젤인지는 얘기하지 않겠어요. 아시니까요. 여러분이 3년째 주사하는 그 젤이에요. 같은 원주 공장. 같은 사양. 숫자 하나만큼 더 엄격하죠. 72시간 대신 48시간. 그건 마르가리타 세르게예브나가 얘기할 거예요. 시간 얘기를 아주 좋아하거든요.</w:t>
-      </w:r>
-    </w:p>
-    <w:p>
-      <w:pPr>
-        <w:pStyle w:val="BodyText"/>
-      </w:pPr>
-      <w:r>
-        <w:t xml:space="preserve">리타: 좋아하는 게 아니에요. 의무예요.</w:t>
-      </w:r>
-    </w:p>
-    <w:p>
-      <w:pPr>
-        <w:pStyle w:val="BodyText"/>
-      </w:pPr>
-      <w:r>
-        <w:t xml:space="preserve">코르닐로바: 보세요. 난 다른 얘기를 할게요. 새벽 3시 얘기. 다들 그 전화를 알죠. 환자. 입술이 하얘졌다. 아니면 부기. 아니면 「그런 것 같아요」. 그리고 여러분은 가운을 입고 부엌에 서서 두 가지를 동시에 생각하죠.</w:t>
-      </w:r>
-    </w:p>
-    <w:p>
-      <w:pPr>
-        <w:pStyle w:val="BodyText"/>
-      </w:pPr>
-      <w:r>
-        <w:t xml:space="preserve">고르데예바: 뭘 해야 하나 — 그리고 누가 돈을 낼까.</w:t>
-      </w:r>
-    </w:p>
-    <w:p>
-      <w:pPr>
-        <w:pStyle w:val="BodyText"/>
-      </w:pPr>
-      <w:r>
-        <w:t xml:space="preserve">코르닐로바: 엘비라 마라토브나, 고마워요. 바로 그거예요. 첫 번째 생각은 — 옳은 거, 의사의 생각. 두 번째는 — 부끄러운 거. 그래도 있어요. 우리 모두에게. 없다고 말하는 사람에게도 — 있어요. 30년 동안 그 생각을 했어요, 바로 그 부엌에서, 바로 그 가운을 입고. 그리고 매번 부끄러웠어요. 한 번도 익숙해지지 않았어요.</w:t>
-      </w:r>
-    </w:p>
-    <w:p>
-      <w:pPr>
-        <w:pStyle w:val="BodyText"/>
-      </w:pPr>
-      <w:r>
-        <w:t xml:space="preserve">고르데예바: 나도요. 클리닉 열둘 — 하룻밤에 부끄러운 생각 열둘.</w:t>
-      </w:r>
-    </w:p>
-    <w:p>
-      <w:pPr>
-        <w:pStyle w:val="BodyText"/>
-      </w:pPr>
-      <w:r>
-        <w:t xml:space="preserve">코르닐로바: 「라도가」는 — 두 번째 생각을 없애는 방법이에요. 두 번째만. 첫 번째는 여러분 거예요. 언제나. 우린 여러분의 머리를 대신하지 않아요. 그 머리에서 돈을 빼내는 거예요. 새벽 3시에.</w:t>
-      </w:r>
-    </w:p>
-    <w:p>
-      <w:pPr>
-        <w:pStyle w:val="BodyText"/>
-      </w:pPr>
-      <w:r>
-        <w:t xml:space="preserve">의사: 어떻게요?</w:t>
-      </w:r>
-    </w:p>
-    <w:p>
-      <w:pPr>
-        <w:pStyle w:val="BodyText"/>
-      </w:pPr>
-      <w:r>
-        <w:t xml:space="preserve">코르닐로바: 네 가지. 히알루로니다아제. 야간 출동. 1년짜리 환자 보험. 여러분을 위한 연례 모듈.</w:t>
-      </w:r>
-    </w:p>
-    <w:p>
-      <w:pPr>
-        <w:pStyle w:val="BodyText"/>
-      </w:pPr>
-      <w:r>
-        <w:t xml:space="preserve">의사: 의무예요? 매년 시험이요?</w:t>
-      </w:r>
-    </w:p>
-    <w:p>
-      <w:pPr>
-        <w:pStyle w:val="BodyText"/>
-      </w:pPr>
-      <w:r>
-        <w:t xml:space="preserve">코르닐로바: 시험이 아니라. 짧은 모듈. 하지만 매년. 통과 못 하면 — 「세진」을 사요. 훌륭한 제품이에요.</w:t>
-      </w:r>
-    </w:p>
-    <w:p>
-      <w:pPr>
-        <w:pStyle w:val="BodyText"/>
-      </w:pPr>
-      <w:r>
-        <w:t xml:space="preserve">의사: 모듈을 못 하면요? 휴가, 아이들?</w:t>
-      </w:r>
-    </w:p>
-    <w:p>
-      <w:pPr>
-        <w:pStyle w:val="BodyText"/>
-      </w:pPr>
-      <w:r>
-        <w:t xml:space="preserve">코르닐로바: 그럼 한 달은 — 「세진」. 그다음에 모듈. 문턱은 잠그는 게 아니에요. 넘는 거예요.</w:t>
-      </w:r>
-    </w:p>
-    <w:p>
-      <w:pPr>
-        <w:pStyle w:val="BodyText"/>
-      </w:pPr>
-      <w:r>
-        <w:t xml:space="preserve">고르데예바: 옐레나 빅토로브나, 그럼 직설적인 질문. 모두 앞에서. 왜 「라도가」가 더 비싸요? 1만 2천 대 1만 500.</w:t>
-      </w:r>
-    </w:p>
-    <w:p>
-      <w:pPr>
-        <w:pStyle w:val="BodyText"/>
-      </w:pPr>
-      <w:r>
-        <w:t xml:space="preserve">코르닐로바: 직설적인 답. 같은 젤. 더 큰 책임. 1,500은 — 낮에 미리 낸 여러분의 밤 전화예요.</w:t>
-      </w:r>
-    </w:p>
-    <w:p>
-      <w:pPr>
-        <w:pStyle w:val="BodyText"/>
-      </w:pPr>
-      <w:r>
-        <w:t xml:space="preserve">고르데예바: 밤값을 미리 내고 싶지 않으면요?</w:t>
-      </w:r>
-    </w:p>
-    <w:p>
-      <w:pPr>
-        <w:pStyle w:val="BodyText"/>
-      </w:pPr>
-      <w:r>
-        <w:t xml:space="preserve">코르닐로바: 그럼 밤에 내는 거죠. 직접. 잠과 양심으로. 상담선도, 프로그램도, 「라도가」도 없던 30년 동안 난 그렇게 했어요. 그게 더 비싸요, 엘비라 마라토브나. 믿어요. 1,500보다 훨씬 비싸요. 난 아직도 99년의 어느 하룻밤 값을 치르고 있어요.</w:t>
-      </w:r>
-    </w:p>
-    <w:p>
-      <w:pPr>
-        <w:pStyle w:val="BodyText"/>
-      </w:pPr>
-      <w:r>
-        <w:t xml:space="preserve">고르데예바: 믿을게요. 늘 그렇듯. 숫자 없이는 안 믿겠다고 다짐했는데도.</w:t>
-      </w:r>
-    </w:p>
-    <w:p>
-      <w:pPr>
-        <w:pStyle w:val="BodyText"/>
-      </w:pPr>
-      <w:r>
-        <w:t xml:space="preserve">이리나: 숫자는 — 파일에 있어요. 항목 하나하나. 주사기 하나당. 가져가세요.</w:t>
-      </w:r>
-    </w:p>
-    <w:p>
-      <w:pPr>
-        <w:pStyle w:val="BodyText"/>
-      </w:pPr>
-      <w:r>
-        <w:t xml:space="preserve">고르데예바: 가져갈게요. 그리고 읽을게요. 집에서. 지난번처럼.</w:t>
-      </w:r>
-    </w:p>
-    <w:p>
-      <w:pPr>
-        <w:pStyle w:val="BodyText"/>
-      </w:pPr>
-      <w:r>
-        <w:t xml:space="preserve">코르닐로바: 그리고 마지막. 프로그램이 작동하지 않으면. 밤에 아무도 안 왔으면. 보험사가 지급하지 않았으면. 클리닉에 히알루로니다아제가 없었으면. 나한테 전화하지 마세요. 보론초프에게도 하지 마세요. 여러분에게 판 매니저에게도요. 버튼을 누르세요. 「프로그램이 작동하지 않음」. 그건 불평이 아니에요. 우리가 할 일이에요.</w:t>
-      </w:r>
-    </w:p>
-    <w:p>
-      <w:pPr>
-        <w:pStyle w:val="BodyText"/>
-      </w:pPr>
-      <w:r>
-        <w:t xml:space="preserve">의사: 그건 누가 읽어요?</w:t>
-      </w:r>
-    </w:p>
-    <w:p>
-      <w:pPr>
-        <w:pStyle w:val="BodyText"/>
-      </w:pPr>
-      <w:r>
-        <w:t xml:space="preserve">키릴: 제가요. 키릴 소모프, 컴플라이언스. 영업이 아니에요. 대표도 아니고요. 제가 읽어요. 그리고 여러분 매니저에게 전화하지 않아요. 약속해요.</w:t>
-      </w:r>
-    </w:p>
-    <w:p>
-      <w:pPr>
-        <w:pStyle w:val="BodyText"/>
-      </w:pPr>
-      <w:r>
-        <w:t xml:space="preserve">코르닐로바: 안 해요. 확인했어요. 나한테도 전화 안 해요. 서운하게.</w:t>
-      </w:r>
-    </w:p>
-    <w:p>
-      <w:pPr>
-        <w:pStyle w:val="BodyText"/>
-      </w:pPr>
-      <w:r>
-        <w:t xml:space="preserve">의사: 버튼을 백 번 누르면요?</w:t>
-      </w:r>
-    </w:p>
-    <w:p>
-      <w:pPr>
-        <w:pStyle w:val="BodyText"/>
-      </w:pPr>
-      <w:r>
-        <w:t xml:space="preserve">키릴: 백 번 확인해요. 그리고 분기마다 프로그램이 몇 번 작동했는지 공개할게요.</w:t>
-      </w:r>
-    </w:p>
-    <w:p>
-      <w:pPr>
-        <w:pStyle w:val="BodyText"/>
-      </w:pPr>
-      <w:r>
-        <w:t xml:space="preserve">의사: 옐레나 빅토로브나, 그런데 이름은요? 왜 「라도가」예요?</w:t>
-      </w:r>
-    </w:p>
-    <w:p>
-      <w:pPr>
-        <w:pStyle w:val="BodyText"/>
-      </w:pPr>
-      <w:r>
-        <w:t xml:space="preserve">코르닐로바: 좋은 젤은 겨울 호수처럼 투명하니까요. 차갑고. 깊고. 20년 전에 학생들에게 한 말이에요. 바르바라가 들었죠. 나머지는 — 내 것이 아니에요. 나머지는 각자 스스로 떠올릴 거예요. 아니면 안 떠올리겠죠. 그것도 옳아요.</w:t>
-      </w:r>
-    </w:p>
-    <w:p>
-      <w:pPr>
-        <w:pStyle w:val="BodyText"/>
-      </w:pPr>
-      <w:r>
-        <w:t xml:space="preserve">바르바라: 들었어요. 그리고 침묵해요. 오늘은 선생님의 밤이에요.</w:t>
-      </w:r>
-    </w:p>
-    <w:p>
-      <w:pPr>
-        <w:pStyle w:val="BodyText"/>
-      </w:pPr>
-      <w:r>
-        <w:t xml:space="preserve">코르닐로바: 12분. 끝. 샴페인은 — 나중에. 먼저 마르가리타 세르게예브나에게 시간에 대한 질문.</w:t>
+        <w:t xml:space="preserve">코르닐로바: 안녕하세요, 동료 여러분, 앉으세요. 이게 어떤 젤인지는 얘기하지 않겠어요, 아시니까요. 여러분이 3년째 주사하는 그 젤, 같은 원주 공장, 같은 사양이에요. 숫자 하나만큼 더 엄격하죠. 72시간 대신 48시간. 그건 마르가리타 세르게예브나가 얘기할 거예요. 시간 얘기를 아주 좋아하거든요.</w:t>
+      </w:r>
+    </w:p>
+    <w:p>
+      <w:pPr>
+        <w:pStyle w:val="BodyText"/>
+      </w:pPr>
+      <w:r>
+        <w:t xml:space="preserve">리타: 좋아하는 게 아니라 의무예요, 옐레나 빅토로브나. 그건 다른 거예요.</w:t>
+      </w:r>
+    </w:p>
+    <w:p>
+      <w:pPr>
+        <w:pStyle w:val="BodyText"/>
+      </w:pPr>
+      <w:r>
+        <w:t xml:space="preserve">코르닐로바: 보세요. 난 다른 얘기, 새벽 3시 얘기를 할게요. 다들 그 전화를 알죠. 환자, 입술이 하얘졌다, 아니면 부기, 아니면 「그런 것 같아요」. 그리고 여러분은 가운을 입고 부엌에 서서 두 가지를 동시에 생각하죠.</w:t>
+      </w:r>
+    </w:p>
+    <w:p>
+      <w:pPr>
+        <w:pStyle w:val="BodyText"/>
+      </w:pPr>
+      <w:r>
+        <w:t xml:space="preserve">고르데예바: 뭘 해야 하나 — 그리고 누가 돈을 낼까. 두 생각이 동시에요.</w:t>
+      </w:r>
+    </w:p>
+    <w:p>
+      <w:pPr>
+        <w:pStyle w:val="BodyText"/>
+      </w:pPr>
+      <w:r>
+        <w:t xml:space="preserve">코르닐로바: 엘비라 마라토브나, 고마워요, 바로 그거예요. 첫 번째 생각은 옳은 의사의 생각이고, 두 번째는 부끄러운 생각이지만, 없다고 말하는 사람까지 포함해서 우리 모두에게 있어요. 30년 동안 바로 그 부엌에서, 바로 그 가운을 입고 그 생각을 했고, 매번 부끄러웠어요. 한 번도 익숙해지지 않았어요.</w:t>
+      </w:r>
+    </w:p>
+    <w:p>
+      <w:pPr>
+        <w:pStyle w:val="BodyText"/>
+      </w:pPr>
+      <w:r>
+        <w:t xml:space="preserve">고르데예바: 나도 그래요. 클리닉 열둘이면 하룻밤에 부끄러운 생각 열둘이에요.</w:t>
+      </w:r>
+    </w:p>
+    <w:p>
+      <w:pPr>
+        <w:pStyle w:val="BodyText"/>
+      </w:pPr>
+      <w:r>
+        <w:t xml:space="preserve">코르닐로바: 「라도가」는 두 번째 생각만 없애고, 첫 번째는 여러분 것으로 남아요. 우린 여러분의 머리를 대신하지 않아요. 그 머리에서 돈을 빼내는 거예요. 새벽 3시에.</w:t>
+      </w:r>
+    </w:p>
+    <w:p>
+      <w:pPr>
+        <w:pStyle w:val="BodyText"/>
+      </w:pPr>
+      <w:r>
+        <w:t xml:space="preserve">의사: 정확히 어떻게 하신다는 거예요? 좀 더 구체적으로요.</w:t>
+      </w:r>
+    </w:p>
+    <w:p>
+      <w:pPr>
+        <w:pStyle w:val="BodyText"/>
+      </w:pPr>
+      <w:r>
+        <w:t xml:space="preserve">코르닐로바: 네 가지예요. 히알루로니다아제, 야간 출동, 1년짜리 환자 보험, 그리고 여러분을 위한 연례 모듈.</w:t>
+      </w:r>
+    </w:p>
+    <w:p>
+      <w:pPr>
+        <w:pStyle w:val="BodyText"/>
+      </w:pPr>
+      <w:r>
+        <w:t xml:space="preserve">의사: 그게 의무예요? 매년 시험을 봐야 해요?</w:t>
+      </w:r>
+    </w:p>
+    <w:p>
+      <w:pPr>
+        <w:pStyle w:val="BodyText"/>
+      </w:pPr>
+      <w:r>
+        <w:t xml:space="preserve">코르닐로바: 시험이 아니라 짧은 모듈이지만, 매년이에요. 통과 못 하면 「세진」을 사요. 훌륭한 제품이에요.</w:t>
+      </w:r>
+    </w:p>
+    <w:p>
+      <w:pPr>
+        <w:pStyle w:val="BodyText"/>
+      </w:pPr>
+      <w:r>
+        <w:t xml:space="preserve">의사: 휴가나 아이들 때문에 모듈을 제때 못 하면요?</w:t>
+      </w:r>
+    </w:p>
+    <w:p>
+      <w:pPr>
+        <w:pStyle w:val="BodyText"/>
+      </w:pPr>
+      <w:r>
+        <w:t xml:space="preserve">코르닐로바: 그럼 한 달은 「세진」으로 하고, 그다음에 모듈을 해요. 문턱은 잠그는 게 아니에요. 넘는 거예요.</w:t>
+      </w:r>
+    </w:p>
+    <w:p>
+      <w:pPr>
+        <w:pStyle w:val="BodyText"/>
+      </w:pPr>
+      <w:r>
+        <w:t xml:space="preserve">고르데예바: 옐레나 빅토로브나, 그럼 모두 앞에서 직설적으로 물을게요. 왜 「라도가」가 더 비싸요? 1만 2천 대 1만 500.</w:t>
+      </w:r>
+    </w:p>
+    <w:p>
+      <w:pPr>
+        <w:pStyle w:val="BodyText"/>
+      </w:pPr>
+      <w:r>
+        <w:t xml:space="preserve">코르닐로바: 직설적인 답이요. 같은 젤, 더 큰 책임. 1,500은 — 낮에 미리 낸 여러분의 밤 전화예요.</w:t>
+      </w:r>
+    </w:p>
+    <w:p>
+      <w:pPr>
+        <w:pStyle w:val="BodyText"/>
+      </w:pPr>
+      <w:r>
+        <w:t xml:space="preserve">고르데예바: 밤값을 미리 내고 싶지 않으면요? 그건 내 선택이잖아요.</w:t>
+      </w:r>
+    </w:p>
+    <w:p>
+      <w:pPr>
+        <w:pStyle w:val="BodyText"/>
+      </w:pPr>
+      <w:r>
+        <w:t xml:space="preserve">코르닐로바: 그럼 밤에 직접, 잠과 양심으로 내는 거죠. 상담선도, 프로그램도, 「라도가」도 없던 30년 동안 난 그렇게 했어요. 그게 더 비싸요, 엘비라 마라토브나. 믿어요, 1,500보다 훨씬 비싸요. 난 아직도 99년의 어느 하룻밤 값을 치르고 있어요.</w:t>
+      </w:r>
+    </w:p>
+    <w:p>
+      <w:pPr>
+        <w:pStyle w:val="BodyText"/>
+      </w:pPr>
+      <w:r>
+        <w:t xml:space="preserve">고르데예바: 믿을게요, 늘 그렇듯. 숫자 없이는 안 믿겠다고 다짐했는데도요.</w:t>
+      </w:r>
+    </w:p>
+    <w:p>
+      <w:pPr>
+        <w:pStyle w:val="BodyText"/>
+      </w:pPr>
+      <w:r>
+        <w:t xml:space="preserve">이리나: 숫자는 파일에 주사기 하나당 항목별로 있어요. 가져가세요.</w:t>
+      </w:r>
+    </w:p>
+    <w:p>
+      <w:pPr>
+        <w:pStyle w:val="BodyText"/>
+      </w:pPr>
+      <w:r>
+        <w:t xml:space="preserve">고르데예바: 가져가서 지난번처럼 집에서 아주 꼼꼼히 읽을게요.</w:t>
+      </w:r>
+    </w:p>
+    <w:p>
+      <w:pPr>
+        <w:pStyle w:val="BodyText"/>
+      </w:pPr>
+      <w:r>
+        <w:t xml:space="preserve">코르닐로바: 그리고 마지막. 프로그램이 작동하지 않으면, 밤에 아무도 안 왔으면, 보험사가 지급하지 않았으면, 클리닉에 히알루로니다아제가 없었으면 — 나한테 전화하지 마세요. 보론초프에게도 하지 마세요. 여러분에게 판 매니저에게도요. 「프로그램이 작동하지 않음」 버튼을 누르세요. 그건 불평이 아니에요. 우리가 할 일이에요.</w:t>
+      </w:r>
+    </w:p>
+    <w:p>
+      <w:pPr>
+        <w:pStyle w:val="BodyText"/>
+      </w:pPr>
+      <w:r>
+        <w:t xml:space="preserve">의사: 우리가 거기 쓴 건 누가 읽어요?</w:t>
+      </w:r>
+    </w:p>
+    <w:p>
+      <w:pPr>
+        <w:pStyle w:val="BodyText"/>
+      </w:pPr>
+      <w:r>
+        <w:t xml:space="preserve">키릴: 제가요. 키릴 소모프, 컴플라이언스예요. 영업도 대표도 아니에요. 제가 읽고, 여러분 매니저에게 전화하지 않아요. 약속해요.</w:t>
+      </w:r>
+    </w:p>
+    <w:p>
+      <w:pPr>
+        <w:pStyle w:val="BodyText"/>
+      </w:pPr>
+      <w:r>
+        <w:t xml:space="preserve">코르닐로바: 정말 안 해요, 확인했어요. 나한테도 전화 안 해서 서운할 정도예요.</w:t>
+      </w:r>
+    </w:p>
+    <w:p>
+      <w:pPr>
+        <w:pStyle w:val="BodyText"/>
+      </w:pPr>
+      <w:r>
+        <w:t xml:space="preserve">의사: 버튼을 백 번 누르면요? 감당하실 수 있어요?</w:t>
+      </w:r>
+    </w:p>
+    <w:p>
+      <w:pPr>
+        <w:pStyle w:val="BodyText"/>
+      </w:pPr>
+      <w:r>
+        <w:t xml:space="preserve">키릴: 백 번 확인할게요. 그리고 분기마다 프로그램이 몇 번 작동했는지 공개할게요.</w:t>
+      </w:r>
+    </w:p>
+    <w:p>
+      <w:pPr>
+        <w:pStyle w:val="BodyText"/>
+      </w:pPr>
+      <w:r>
+        <w:t xml:space="preserve">의사: 옐레나 빅토로브나, 그런데 이름은요? 왜 하필 「라도가」예요?</w:t>
+      </w:r>
+    </w:p>
+    <w:p>
+      <w:pPr>
+        <w:pStyle w:val="BodyText"/>
+      </w:pPr>
+      <w:r>
+        <w:t xml:space="preserve">코르닐로바: 좋은 젤은 겨울 호수처럼 투명하고, 차갑고, 깊으니까요. 20년 전에 학생들에게 한 말인데, 바르바라가 들었죠. 나머지는 내 것이 아니에요. 각자 스스로 떠올리거나 안 떠올리겠죠. 그것도 옳아요.</w:t>
+      </w:r>
+    </w:p>
+    <w:p>
+      <w:pPr>
+        <w:pStyle w:val="BodyText"/>
+      </w:pPr>
+      <w:r>
+        <w:t xml:space="preserve">바르바라: 들었고, 침묵할게요. 오늘은 선생님의 밤이니까요.</w:t>
+      </w:r>
+    </w:p>
+    <w:p>
+      <w:pPr>
+        <w:pStyle w:val="BodyText"/>
+      </w:pPr>
+      <w:r>
+        <w:t xml:space="preserve">코르닐로바: 12분, 끝. 샴페인은 나중에, 먼저 마르가리타 세르게예브나에게 시간에 대한 질문을 하세요.</w:t>
       </w:r>
     </w:p>
     <w:bookmarkEnd w:id="35"/>
@@ -4636,39 +4636,39 @@
         <w:pStyle w:val="FirstParagraph"/>
       </w:pPr>
       <w:r>
-        <w:t xml:space="preserve">디마: 알렉세이 니콜라예비치! 의사 80명. 주문 61건. 여기서. 그 자리에서. 슬라이드 하나 없이.</w:t>
-      </w:r>
-    </w:p>
-    <w:p>
-      <w:pPr>
-        <w:pStyle w:val="BodyText"/>
-      </w:pPr>
-      <w:r>
-        <w:t xml:space="preserve">마리나: 보세요? 조용히. 80명 중 61명. 페테르부르크였으면 70명. 그래도 모스크바가 더 시끄럽죠.</w:t>
-      </w:r>
-    </w:p>
-    <w:p>
-      <w:pPr>
-        <w:pStyle w:val="BodyText"/>
-      </w:pPr>
-      <w:r>
-        <w:t xml:space="preserve">이리나: 61건이면 — 주사기 4천 개. 1분기가 하룻밤에 끝났어요. 안 믿겨요. 아침에 다시 셀게요.</w:t>
-      </w:r>
-    </w:p>
-    <w:p>
-      <w:pPr>
-        <w:pStyle w:val="BodyText"/>
-      </w:pPr>
-      <w:r>
-        <w:t xml:space="preserve">루스템: 루스템, 카잔이에요. 우리 쪽 둘도 주문했어요. 조용히. 우리 식대로.</w:t>
-      </w:r>
-    </w:p>
-    <w:p>
-      <w:pPr>
-        <w:pStyle w:val="BodyText"/>
-      </w:pPr>
-      <w:r>
-        <w:t xml:space="preserve">최: 보론초프. 삼성에선 이렇게 출시 안 했어요. 음악 없이. 화면 없이. 무대 위에 나도 없이.</w:t>
+        <w:t xml:space="preserve">디마: 알렉세이 니콜라예비치! 의사 80명에 주문 61건이에요. 여기서, 그 자리에서, 슬라이드 하나 없이요!</w:t>
+      </w:r>
+    </w:p>
+    <w:p>
+      <w:pPr>
+        <w:pStyle w:val="BodyText"/>
+      </w:pPr>
+      <w:r>
+        <w:t xml:space="preserve">마리나: 보세요? 조용히 해도 통해요. 80명 중 61명. 페테르부르크였으면 70명이었겠지만, 모스크바가 더 시끄럽죠.</w:t>
+      </w:r>
+    </w:p>
+    <w:p>
+      <w:pPr>
+        <w:pStyle w:val="BodyText"/>
+      </w:pPr>
+      <w:r>
+        <w:t xml:space="preserve">이리나: 61건이면 주사기 4천 개, 그러니까 1분기가 하룻밤에 끝났어요. 안 믿겨요, 아침에 다시 셀게요.</w:t>
+      </w:r>
+    </w:p>
+    <w:p>
+      <w:pPr>
+        <w:pStyle w:val="BodyText"/>
+      </w:pPr>
+      <w:r>
+        <w:t xml:space="preserve">루스템: 루스템, 카잔이에요. 우리 쪽 둘도 주문했어요, 우리 식대로 조용히요.</w:t>
+      </w:r>
+    </w:p>
+    <w:p>
+      <w:pPr>
+        <w:pStyle w:val="BodyText"/>
+      </w:pPr>
+      <w:r>
+        <w:t xml:space="preserve">최: 보론초프, 삼성에선 이렇게 출시 안 했어요. 음악도, 화면도, 무대 위의 나도 없이.</w:t>
       </w:r>
     </w:p>
     <w:p>
@@ -4684,63 +4684,63 @@
         <w:pStyle w:val="BodyText"/>
       </w:pPr>
       <w:r>
-        <w:t xml:space="preserve">최: 마음에 들었어요. 그게 무서운 거예요. 선생님이 「라도가」 출시에서 「세진」을 두고: 「훌륭한 제품이다」라고 했어요. 녹음했어요. 이사회에 들려줄 거예요. 경쟁자가 자기 잔치에서 우리 제품을 칭찬했다고. 내 인생에 이런 일은 없었어요. 삼성에서도, 알마티에서도.</w:t>
-      </w:r>
-    </w:p>
-    <w:p>
-      <w:pPr>
-        <w:pStyle w:val="BodyText"/>
-      </w:pPr>
-      <w:r>
-        <w:t xml:space="preserve">소희: 마르가리타 씨가 시간 얘기를 했어요. 48시간. 의사들이 고개를 끄덕였어요. 의사들이 사양에 고개를 끄덕이는 걸 처음 봤어요.</w:t>
-      </w:r>
-    </w:p>
-    <w:p>
-      <w:pPr>
-        <w:pStyle w:val="BodyText"/>
-      </w:pPr>
-      <w:r>
-        <w:t xml:space="preserve">리타: 사양에 끄덕인 게 아니에요. 누군가 그걸 지킨다는 데 끄덕인 거죠.</w:t>
-      </w:r>
-    </w:p>
-    <w:p>
-      <w:pPr>
-        <w:pStyle w:val="BodyText"/>
-      </w:pPr>
-      <w:r>
-        <w:t xml:space="preserve">소희: 그럼 나도 끄덕일게요. 나 자신에게. 매일 아침. 일지 앞에서.</w:t>
-      </w:r>
-    </w:p>
-    <w:p>
-      <w:pPr>
-        <w:pStyle w:val="BodyText"/>
-      </w:pPr>
-      <w:r>
-        <w:t xml:space="preserve">도윤: 료샤. 잠깐 시간 돼? 둘만.</w:t>
-      </w:r>
-    </w:p>
-    <w:p>
-      <w:pPr>
-        <w:pStyle w:val="BodyText"/>
-      </w:pPr>
-      <w:r>
-        <w:t xml:space="preserve">알렉세이: 도윤. 말해. 윤 대표님?</w:t>
-      </w:r>
-    </w:p>
-    <w:p>
-      <w:pPr>
-        <w:pStyle w:val="BodyText"/>
-      </w:pPr>
-      <w:r>
-        <w:t xml:space="preserve">도윤: 혈압. 200. 일주일 입원. 지금은 나아지셨어. 한 문장을 전해 달래. 러시아어로. 병원에서 외우셨어.</w:t>
-      </w:r>
-    </w:p>
-    <w:p>
-      <w:pPr>
-        <w:pStyle w:val="BodyText"/>
-      </w:pPr>
-      <w:r>
-        <w:t xml:space="preserve">알렉세이: 뭔데?</w:t>
+        <w:t xml:space="preserve">최: 마음에 들었어요, 그게 무서운 거예요. 선생님이 「라도가」 출시에서 「세진」을 두고 「훌륭한 제품이다」라고 했어요. 녹음해서 이사회에 들려줄 거예요. 경쟁자가 자기 잔치에서 우리 제품을 칭찬했다고요. 삼성에서도, 알마티에서도, 내 인생에 이런 일은 없었어요.</w:t>
+      </w:r>
+    </w:p>
+    <w:p>
+      <w:pPr>
+        <w:pStyle w:val="BodyText"/>
+      </w:pPr>
+      <w:r>
+        <w:t xml:space="preserve">소희: 마르가리타 씨가 48시간 얘기를 했는데, 의사들이 고개를 끄덕였어요. 의사들이 사양에 끄덕이는 걸 처음 봤어요.</w:t>
+      </w:r>
+    </w:p>
+    <w:p>
+      <w:pPr>
+        <w:pStyle w:val="BodyText"/>
+      </w:pPr>
+      <w:r>
+        <w:t xml:space="preserve">리타: 사양에 끄덕인 게 아니라, 누군가 그걸 지킨다는 데 끄덕인 거예요.</w:t>
+      </w:r>
+    </w:p>
+    <w:p>
+      <w:pPr>
+        <w:pStyle w:val="BodyText"/>
+      </w:pPr>
+      <w:r>
+        <w:t xml:space="preserve">소희: 그럼 나도 매일 아침 일지 앞에서 나 자신에게 끄덕일게요.</w:t>
+      </w:r>
+    </w:p>
+    <w:p>
+      <w:pPr>
+        <w:pStyle w:val="BodyText"/>
+      </w:pPr>
+      <w:r>
+        <w:t xml:space="preserve">도윤: 료샤, 잠깐 시간 돼? 다른 사람들 없이 둘만.</w:t>
+      </w:r>
+    </w:p>
+    <w:p>
+      <w:pPr>
+        <w:pStyle w:val="BodyText"/>
+      </w:pPr>
+      <w:r>
+        <w:t xml:space="preserve">알렉세이: 도윤, 말해. 윤 대표님 얘기지?</w:t>
+      </w:r>
+    </w:p>
+    <w:p>
+      <w:pPr>
+        <w:pStyle w:val="BodyText"/>
+      </w:pPr>
+      <w:r>
+        <w:t xml:space="preserve">도윤: 혈압이 200이라 일주일 입원하셨는데, 지금은 나아지셨어. 병원에서 외우신 러시아어 한 문장을 전해 달래.</w:t>
+      </w:r>
+    </w:p>
+    <w:p>
+      <w:pPr>
+        <w:pStyle w:val="BodyText"/>
+      </w:pPr>
+      <w:r>
+        <w:t xml:space="preserve">알렉세이: 어떤 문장인데? 한 마디도 빼지 말고 정확히 말해 줘.</w:t>
       </w:r>
     </w:p>
     <w:p>
@@ -4756,79 +4756,79 @@
         <w:pStyle w:val="BodyText"/>
       </w:pPr>
       <w:r>
-        <w:t xml:space="preserve">알렉세이: 할머니가 나한테 거의 그 말을 하셨어. 9월에. 「네 이름도 아껴라」. 대표님은 들으셨을 리가 없는데.</w:t>
-      </w:r>
-    </w:p>
-    <w:p>
-      <w:pPr>
-        <w:pStyle w:val="BodyText"/>
-      </w:pPr>
-      <w:r>
-        <w:t xml:space="preserve">도윤: 마을에선 다른 걸 들으셨지: 「몸 아껴라, 아들」. 나머지는 직접 지어내셨어, 병원에서 천장을 보시면서. 그러셨어: 할머니들은 어디서나 같은 말을 한다 — 한국에서도, 러시아에서도, 카자흐스탄에서도. 끝까지 들어야 할 뿐이다. 그런데 우리는 보통 중간에 나간다고.</w:t>
-      </w:r>
-    </w:p>
-    <w:p>
-      <w:pPr>
-        <w:pStyle w:val="BodyText"/>
-      </w:pPr>
-      <w:r>
-        <w:t xml:space="preserve">알렉세이: 내일 전화드릴게. 나도 끝까지 들었다고 말씀드릴게.</w:t>
-      </w:r>
-    </w:p>
-    <w:p>
-      <w:pPr>
-        <w:pStyle w:val="BodyText"/>
-      </w:pPr>
-      <w:r>
-        <w:t xml:space="preserve">올가: 료샤. 다들 기다려. 건배사. 바르바라가 — 2분이래. 그 이상은 안 돼.</w:t>
-      </w:r>
-    </w:p>
-    <w:p>
-      <w:pPr>
-        <w:pStyle w:val="BodyText"/>
-      </w:pPr>
-      <w:r>
-        <w:t xml:space="preserve">알렉세이: 친구 여러분. 동료 여러분. 짧게 할게요, 바르바라가 시간을 재고 있어요. 옐레나 빅토로브나께 감사합니다 — 종이 없는 12분. 소희 씨와 최 부사장님께 — 유럽보다 중요한 타이머. 이리나에게 — 숫자 하나하나. 올가에게 — 서두르지 못하게 해 준 것. 리타에게 — 「안 돼」. 그리고…</w:t>
-      </w:r>
-    </w:p>
-    <w:p>
-      <w:pPr>
-        <w:pStyle w:val="BodyText"/>
-      </w:pPr>
-      <w:r>
-        <w:t xml:space="preserve">올가: 그리고 할머니. 말해.</w:t>
-      </w:r>
-    </w:p>
-    <w:p>
-      <w:pPr>
-        <w:pStyle w:val="BodyText"/>
-      </w:pPr>
-      <w:r>
-        <w:t xml:space="preserve">알렉세이: 그리고 할머니. 모든 상자 뒷면에 — 할머니 글씨가 있어요. 「해를 끼치지 말라」. 「д」 자가 비켜 갔어요. 우리는…</w:t>
-      </w:r>
-    </w:p>
-    <w:p>
-      <w:pPr>
-        <w:pStyle w:val="BodyText"/>
-      </w:pPr>
-      <w:r>
-        <w:t xml:space="preserve">올가: 말을 못 잇네요. 내가 마칠게요. 진실은 삐뚤어진 채 두는 거래요. 그분 말씀이에요. 베라 파블로브나를 위해. 일어서서.</w:t>
-      </w:r>
-    </w:p>
-    <w:p>
-      <w:pPr>
-        <w:pStyle w:val="BodyText"/>
-      </w:pPr>
-      <w:r>
-        <w:t xml:space="preserve">코르닐로바: 베라 파블로브나를 위해. 일어서서. 한 번도 뵌 적 없어요. 그래도 알아요. 시험 하나하나로.</w:t>
-      </w:r>
-    </w:p>
-    <w:p>
-      <w:pPr>
-        <w:pStyle w:val="BodyText"/>
-      </w:pPr>
-      <w:r>
-        <w:t xml:space="preserve">최: 베라 파블로브나를 위해. 한국어로 — 「건배」. 한 단어. 나머지는 군더더기.</w:t>
+        <w:t xml:space="preserve">알렉세이: 할머니가 9월에 나한테 거의 그 말을 하셨어. 「네 이름도 아껴라」. 그런데 대표님은 그걸 들으셨을 리가 없는데.</w:t>
+      </w:r>
+    </w:p>
+    <w:p>
+      <w:pPr>
+        <w:pStyle w:val="BodyText"/>
+      </w:pPr>
+      <w:r>
+        <w:t xml:space="preserve">도윤: 마을에선 다른 걸 들으셨지. 「몸 아껴라, 아들」. 나머지는 병원에서 천장을 보시면서 직접 지어내셨어. 할머니들은 한국에서도, 러시아에서도, 카자흐스탄에서도 어디서나 같은 말을 하니까 끝까지 들어야 할 뿐인데, 우리는 보통 중간에 나간다고 하셨어.</w:t>
+      </w:r>
+    </w:p>
+    <w:p>
+      <w:pPr>
+        <w:pStyle w:val="BodyText"/>
+      </w:pPr>
+      <w:r>
+        <w:t xml:space="preserve">알렉세이: 내일 전화드려서 나도 끝까지 들었다고 말씀드릴게.</w:t>
+      </w:r>
+    </w:p>
+    <w:p>
+      <w:pPr>
+        <w:pStyle w:val="BodyText"/>
+      </w:pPr>
+      <w:r>
+        <w:t xml:space="preserve">올가: 료샤, 다들 기다려. 건배사 해야지. 바르바라가 2분, 그 이상은 안 된대.</w:t>
+      </w:r>
+    </w:p>
+    <w:p>
+      <w:pPr>
+        <w:pStyle w:val="BodyText"/>
+      </w:pPr>
+      <w:r>
+        <w:t xml:space="preserve">알렉세이: 친구 여러분, 동료 여러분, 바르바라가 시간을 재고 있으니 짧게 할게요. 종이 없는 12분을 주신 옐레나 빅토로브나께 감사합니다. 유럽보다 중요한 타이머를 만든 소희 씨와 최 부사장님께 감사합니다. 숫자 하나하나에 대해 이리나에게, 서두르지 못하게 해 준 올가에게, 「안 돼」에 대해 리타에게. 그리고…</w:t>
+      </w:r>
+    </w:p>
+    <w:p>
+      <w:pPr>
+        <w:pStyle w:val="BodyText"/>
+      </w:pPr>
+      <w:r>
+        <w:t xml:space="preserve">올가: 그리고 할머니. 말해, 료샤.</w:t>
+      </w:r>
+    </w:p>
+    <w:p>
+      <w:pPr>
+        <w:pStyle w:val="BodyText"/>
+      </w:pPr>
+      <w:r>
+        <w:t xml:space="preserve">알렉세이: 그리고 할머니. 모든 상자 뒷면에 할머니 글씨가 있어요. 「해를 끼치지 말라」. 「д」 자가 비켜 갔는데, 우리는…</w:t>
+      </w:r>
+    </w:p>
+    <w:p>
+      <w:pPr>
+        <w:pStyle w:val="BodyText"/>
+      </w:pPr>
+      <w:r>
+        <w:t xml:space="preserve">올가: 말을 못 잇네요, 그러니 내가 마칠게요. 진실은 삐뚤어진 채 두는 거래요, 그분 말씀이에요. 베라 파블로브나를 위해, 일어서서.</w:t>
+      </w:r>
+    </w:p>
+    <w:p>
+      <w:pPr>
+        <w:pStyle w:val="BodyText"/>
+      </w:pPr>
+      <w:r>
+        <w:t xml:space="preserve">코르닐로바: 베라 파블로브나를 위해, 일어서서. 한 번도 뵌 적 없지만, 시험 하나하나로 그분을 알아요.</w:t>
+      </w:r>
+    </w:p>
+    <w:p>
+      <w:pPr>
+        <w:pStyle w:val="BodyText"/>
+      </w:pPr>
+      <w:r>
+        <w:t xml:space="preserve">최: 베라 파블로브나를 위해. 한국어로 「건배」, 한 단어. 나머지는 군더더기.</w:t>
       </w:r>
     </w:p>
     <w:bookmarkEnd w:id="36"/>
@@ -4846,119 +4846,119 @@
         <w:pStyle w:val="FirstParagraph"/>
       </w:pPr>
       <w:r>
-        <w:t xml:space="preserve">베라: 료샤. 가져왔니? 가져올 줄 알았다. 기다렸어.</w:t>
-      </w:r>
-    </w:p>
-    <w:p>
-      <w:pPr>
-        <w:pStyle w:val="BodyText"/>
-      </w:pPr>
-      <w:r>
-        <w:t xml:space="preserve">알렉세이: 가져왔어요, 할머니. 첫 번째. 5로트에서. 아빠가 창고에서 직접 검사했어요.</w:t>
-      </w:r>
-    </w:p>
-    <w:p>
-      <w:pPr>
-        <w:pStyle w:val="BodyText"/>
-      </w:pPr>
-      <w:r>
-        <w:t xml:space="preserve">베라: 줘 봐. 안경도 줘. 탁자 위에 있어. 손이 안 들려. 상자는 네가 들고 있어.</w:t>
-      </w:r>
-    </w:p>
-    <w:p>
-      <w:pPr>
-        <w:pStyle w:val="BodyText"/>
-      </w:pPr>
-      <w:r>
-        <w:t xml:space="preserve">알렉세이: 들고 있어요. 여기. 앞면에 — 호수. 겨울. 「라도가. 대한민국」.</w:t>
-      </w:r>
-    </w:p>
-    <w:p>
-      <w:pPr>
-        <w:pStyle w:val="BodyText"/>
-      </w:pPr>
-      <w:r>
-        <w:t xml:space="preserve">베라: 예쁘다. 차갑고. 뒷면은? 돌려 봐.</w:t>
-      </w:r>
-    </w:p>
-    <w:p>
-      <w:pPr>
-        <w:pStyle w:val="BodyText"/>
-      </w:pPr>
-      <w:r>
-        <w:t xml:space="preserve">알렉세이: 뒷면. 「해를 끼치지 말라」. 상담선 번호. 그리고: 「한국에서 만들고. 러시아에서 책임진다」.</w:t>
-      </w:r>
-    </w:p>
-    <w:p>
-      <w:pPr>
-        <w:pStyle w:val="BodyText"/>
-      </w:pPr>
-      <w:r>
-        <w:t xml:space="preserve">베라: 「러시아에서 책임진다」. 맞는 말이다. 누군가는 여기서 책임져야지, 바다 건너 거기서가 아니라. 그리고 「해를 끼치지 말라」… 내 거다. 내 「д」. 비켜 갔네. 50년 전에 비켜 가서 — 아직도 안 돌아왔어. 반듯하게 안 폈구나.</w:t>
-      </w:r>
-    </w:p>
-    <w:p>
-      <w:pPr>
-        <w:pStyle w:val="BodyText"/>
-      </w:pPr>
-      <w:r>
-        <w:t xml:space="preserve">알렉세이: 안 폈어요. 할머니 말씀대로.</w:t>
-      </w:r>
-    </w:p>
-    <w:p>
-      <w:pPr>
-        <w:pStyle w:val="BodyText"/>
-      </w:pPr>
-      <w:r>
-        <w:t xml:space="preserve">베라: 좋다. 손글씨가 삐뚤어. 그러니까 거짓말 안 하는 거야. 너도, 그 디자이너 총각도.</w:t>
-      </w:r>
-    </w:p>
-    <w:p>
-      <w:pPr>
-        <w:pStyle w:val="BodyText"/>
-      </w:pPr>
-      <w:r>
-        <w:t xml:space="preserve">알렉세이: 할머니, 툴라에서 의사들이 기다려요. 화요일에. 아빠가 모셔다 드릴 거예요.</w:t>
-      </w:r>
-    </w:p>
-    <w:p>
-      <w:pPr>
-        <w:pStyle w:val="BodyText"/>
-      </w:pPr>
-      <w:r>
-        <w:t xml:space="preserve">베라: 모셔다 주겠지. 이제 가도 돼. 기다렸으니까. 상자는 선반에 올려 둬. 엄마 사진 옆에. 엄마도 보시게.</w:t>
-      </w:r>
-    </w:p>
-    <w:p>
-      <w:pPr>
-        <w:pStyle w:val="BodyText"/>
-      </w:pPr>
-      <w:r>
-        <w:t xml:space="preserve">알렉세이: 올려 뒀어요.</w:t>
-      </w:r>
-    </w:p>
-    <w:p>
-      <w:pPr>
-        <w:pStyle w:val="BodyText"/>
-      </w:pPr>
-      <w:r>
-        <w:t xml:space="preserve">베라: 40년을 처방전에 서명했는데. 이젠 내 서명이 — 한국 상자 위에 있네. 엄마가 웃으시겠다.</w:t>
-      </w:r>
-    </w:p>
-    <w:p>
-      <w:pPr>
-        <w:pStyle w:val="BodyText"/>
-      </w:pPr>
-      <w:r>
-        <w:t xml:space="preserve">알렉세이: 왜 웃으세요?</w:t>
-      </w:r>
-    </w:p>
-    <w:p>
-      <w:pPr>
-        <w:pStyle w:val="BodyText"/>
-      </w:pPr>
-      <w:r>
-        <w:t xml:space="preserve">베라: 엄마가 그러셨거든: 「베르카, 네 글씨로는 처방전밖에 못 쓴다. 아무도 못 알아본다. 약사도」. 그런데 봐라 — 알아봤잖니. 한국에서 알아봤고, 카자흐스탄에서도 알아볼 거야. 가라, 료샤. 난 자야겠다. 몸 아껴라. 네 브랜드도 아끼고.</w:t>
+        <w:t xml:space="preserve">베라: 료샤, 가져왔니? 가져올 줄 알고 기다렸다.</w:t>
+      </w:r>
+    </w:p>
+    <w:p>
+      <w:pPr>
+        <w:pStyle w:val="BodyText"/>
+      </w:pPr>
+      <w:r>
+        <w:t xml:space="preserve">알렉세이: 가져왔어요, 할머니. 5로트에서 나온 첫 번째예요. 아빠가 창고에서 직접 검사했어요.</w:t>
+      </w:r>
+    </w:p>
+    <w:p>
+      <w:pPr>
+        <w:pStyle w:val="BodyText"/>
+      </w:pPr>
+      <w:r>
+        <w:t xml:space="preserve">베라: 줘 봐, 안경도 줘. 탁자 위에 있어. 손이 안 들리니까 상자는 네가 들고 있어.</w:t>
+      </w:r>
+    </w:p>
+    <w:p>
+      <w:pPr>
+        <w:pStyle w:val="BodyText"/>
+      </w:pPr>
+      <w:r>
+        <w:t xml:space="preserve">알렉세이: 들고 있어요, 여기요. 앞면엔 겨울 호수, 그리고 「라도가. 대한민국」이라고 쓰여 있어요.</w:t>
+      </w:r>
+    </w:p>
+    <w:p>
+      <w:pPr>
+        <w:pStyle w:val="BodyText"/>
+      </w:pPr>
+      <w:r>
+        <w:t xml:space="preserve">베라: 예쁘고 차갑구나. 뒷면은? 돌려 봐라.</w:t>
+      </w:r>
+    </w:p>
+    <w:p>
+      <w:pPr>
+        <w:pStyle w:val="BodyText"/>
+      </w:pPr>
+      <w:r>
+        <w:t xml:space="preserve">알렉세이: 뒷면엔 「해를 끼치지 말라」, 상담선 번호, 그리고 「한국에서 만들고. 러시아에서 책임진다」요.</w:t>
+      </w:r>
+    </w:p>
+    <w:p>
+      <w:pPr>
+        <w:pStyle w:val="BodyText"/>
+      </w:pPr>
+      <w:r>
+        <w:t xml:space="preserve">베라: 「러시아에서 책임진다」 — 맞는 말이다. 누군가는 바다 건너 거기서가 아니라 여기서 책임져야지. 그리고 「해를 끼치지 말라」… 내 거다, 내 「д」. 50년 전에 비켜 가서 아직도 안 돌아왔네, 나처럼 고집이 세서. 반듯하게 안 폈구나, 잘했다.</w:t>
+      </w:r>
+    </w:p>
+    <w:p>
+      <w:pPr>
+        <w:pStyle w:val="BodyText"/>
+      </w:pPr>
+      <w:r>
+        <w:t xml:space="preserve">알렉세이: 안 폈어요, 할머니. 할머니 말씀대로요.</w:t>
+      </w:r>
+    </w:p>
+    <w:p>
+      <w:pPr>
+        <w:pStyle w:val="BodyText"/>
+      </w:pPr>
+      <w:r>
+        <w:t xml:space="preserve">베라: 좋다. 손글씨가 삐뚤어, 그러니까 거짓말 안 하는 거야. 너도, 그 디자이너 총각도.</w:t>
+      </w:r>
+    </w:p>
+    <w:p>
+      <w:pPr>
+        <w:pStyle w:val="BodyText"/>
+      </w:pPr>
+      <w:r>
+        <w:t xml:space="preserve">알렉세이: 할머니, 화요일에 툴라에서 의사들이 기다려요. 아빠가 모셔다 드릴 거예요.</w:t>
+      </w:r>
+    </w:p>
+    <w:p>
+      <w:pPr>
+        <w:pStyle w:val="BodyText"/>
+      </w:pPr>
+      <w:r>
+        <w:t xml:space="preserve">베라: 모셔다 주겠지. 이제 가도 돼, 기다렸으니까. 상자는 선반에, 엄마 사진 옆에 올려 둬. 엄마도 보시게.</w:t>
+      </w:r>
+    </w:p>
+    <w:p>
+      <w:pPr>
+        <w:pStyle w:val="BodyText"/>
+      </w:pPr>
+      <w:r>
+        <w:t xml:space="preserve">알렉세이: 말씀하신 대로 사진 옆에 올려 뒀어요, 할머니.</w:t>
+      </w:r>
+    </w:p>
+    <w:p>
+      <w:pPr>
+        <w:pStyle w:val="BodyText"/>
+      </w:pPr>
+      <w:r>
+        <w:t xml:space="preserve">베라: 40년을 처방전에 서명했는데, 이젠 내 서명이 한국 상자 위에 있네. 엄마가 웃으시겠다.</w:t>
+      </w:r>
+    </w:p>
+    <w:p>
+      <w:pPr>
+        <w:pStyle w:val="BodyText"/>
+      </w:pPr>
+      <w:r>
+        <w:t xml:space="preserve">알렉세이: 왜 웃으세요? 좋아하지 않으실까요?</w:t>
+      </w:r>
+    </w:p>
+    <w:p>
+      <w:pPr>
+        <w:pStyle w:val="BodyText"/>
+      </w:pPr>
+      <w:r>
+        <w:t xml:space="preserve">베라: 엄마가 그러셨거든. 「베르카, 네 글씨로는 처방전밖에 못 쓴다. 아무도 못 알아본다, 약사도」. 그런데 봐라, 알아봤잖니. 한국에서 알아봤고, 카자흐스탄에서도 알아볼 거야. 가라, 료샤. 난 이제 자야겠다. 몸 아껴라. 네 브랜드도 아끼고.</w:t>
       </w:r>
     </w:p>
     <w:bookmarkEnd w:id="37"/>
